--- a/My Plant Pal.docx
+++ b/My Plant Pal.docx
@@ -44,173 +44,326 @@
           <w:b/>
           <w:bCs/>
         </w:rPr>
-        <w:t>What is the purpose of the Application?</w:t>
-      </w:r>
-    </w:p>
-    <w:p>
-      <w:pPr>
-        <w:ind w:firstLine="720"/>
-      </w:pPr>
-      <w:r>
-        <w:t>My Plant Pal is designed to help users keep track of their houseplants by organizing watering schedules, sunlight needs, and general care information. The application provides a simple, friendly interface that makes plant care easier and more consistent.</w:t>
-      </w:r>
-    </w:p>
-    <w:p>
-      <w:pPr>
-        <w:ind w:left="1440"/>
-        <w:rPr>
-          <w:b/>
-          <w:bCs/>
-        </w:rPr>
-      </w:pPr>
-    </w:p>
-    <w:p>
-      <w:pPr>
-        <w:rPr>
-          <w:b/>
-          <w:bCs/>
-        </w:rPr>
-      </w:pPr>
-      <w:r>
-        <w:rPr>
-          <w:b/>
-          <w:bCs/>
-        </w:rPr>
-        <w:t>List the reason you are creating the Application.</w:t>
-      </w:r>
-    </w:p>
-    <w:p>
-      <w:pPr>
-        <w:ind w:firstLine="720"/>
-      </w:pPr>
-      <w:r>
-        <w:t>Many people enjoy owning plants but struggle to remember when each plant needs watering or what type of care it requires. Forgetting these details often leads to unhealthy or dying plants. My Plant Pal solves this problem by giving users a convenient way to log plant information and receive quick access to care details.</w:t>
-      </w:r>
-    </w:p>
-    <w:p>
-      <w:pPr>
-        <w:rPr>
-          <w:b/>
-          <w:bCs/>
-        </w:rPr>
-      </w:pPr>
-      <w:r>
-        <w:rPr>
-          <w:b/>
-          <w:bCs/>
-        </w:rPr>
-        <w:t>What do you want the Application to accomplish? List the goals you have for the Application.</w:t>
-      </w:r>
-    </w:p>
-    <w:p>
-      <w:pPr>
-        <w:pStyle w:val="ListParagraph"/>
+        <w:t>1. Overview</w:t>
+      </w:r>
+    </w:p>
+    <w:p>
+      <w:pPr>
+        <w:rPr>
+          <w:b/>
+          <w:bCs/>
+        </w:rPr>
+      </w:pPr>
+      <w:r>
+        <w:rPr>
+          <w:b/>
+          <w:bCs/>
+          <w:i/>
+          <w:iCs/>
+        </w:rPr>
+        <w:t>My Plant Pal</w:t>
+      </w:r>
+      <w:r>
+        <w:rPr>
+          <w:b/>
+          <w:bCs/>
+        </w:rPr>
+        <w:t xml:space="preserve"> is a desktop application built with Python and </w:t>
+      </w:r>
+      <w:proofErr w:type="spellStart"/>
+      <w:r>
+        <w:rPr>
+          <w:b/>
+          <w:bCs/>
+        </w:rPr>
+        <w:t>Tkinter</w:t>
+      </w:r>
+      <w:proofErr w:type="spellEnd"/>
+      <w:r>
+        <w:rPr>
+          <w:b/>
+          <w:bCs/>
+        </w:rPr>
+        <w:t xml:space="preserve"> that helps users track their houseplants, watering schedules, sunlight needs, and plant health. The app includes a modern dark/light theme system, image support, toast notifications, and a dashboard that summarizes plant status </w:t>
+      </w:r>
+      <w:r>
+        <w:rPr>
+          <w:b/>
+          <w:bCs/>
+        </w:rPr>
+        <w:t>briefly</w:t>
+      </w:r>
+      <w:r>
+        <w:rPr>
+          <w:b/>
+          <w:bCs/>
+        </w:rPr>
+        <w:t>.</w:t>
+      </w:r>
+    </w:p>
+    <w:p>
+      <w:pPr>
+        <w:rPr>
+          <w:b/>
+          <w:bCs/>
+        </w:rPr>
+      </w:pPr>
+      <w:r>
+        <w:rPr>
+          <w:b/>
+          <w:bCs/>
+        </w:rPr>
+        <w:t>The program stores plant data in a local JSON file, allowing the user’s plant list to persist between sessions.</w:t>
+      </w:r>
+    </w:p>
+    <w:p>
+      <w:pPr>
+        <w:rPr>
+          <w:b/>
+          <w:bCs/>
+        </w:rPr>
+      </w:pPr>
+      <w:r>
+        <w:rPr>
+          <w:b/>
+          <w:bCs/>
+        </w:rPr>
+        <w:t>2. Key Features</w:t>
+      </w:r>
+    </w:p>
+    <w:p>
+      <w:pPr>
+        <w:rPr>
+          <w:b/>
+          <w:bCs/>
+        </w:rPr>
+      </w:pPr>
+      <w:r>
+        <w:rPr>
+          <w:b/>
+          <w:bCs/>
+        </w:rPr>
+        <w:t>Dashboard</w:t>
+      </w:r>
+    </w:p>
+    <w:p>
+      <w:pPr>
         <w:numPr>
           <w:ilvl w:val="0"/>
-          <w:numId w:val="3"/>
+          <w:numId w:val="22"/>
         </w:numPr>
-      </w:pPr>
-      <w:r>
-        <w:t>Allow users to add new plants with details such as name, watering frequency, and sunlight level.</w:t>
-      </w:r>
-    </w:p>
-    <w:p>
-      <w:pPr>
-        <w:pStyle w:val="ListParagraph"/>
+        <w:rPr>
+          <w:b/>
+          <w:bCs/>
+        </w:rPr>
+      </w:pPr>
+      <w:r>
+        <w:rPr>
+          <w:b/>
+          <w:bCs/>
+        </w:rPr>
+        <w:t>Displays total plants, plants needing water today, and overdue plants.</w:t>
+      </w:r>
+    </w:p>
+    <w:p>
+      <w:pPr>
         <w:numPr>
           <w:ilvl w:val="0"/>
-          <w:numId w:val="3"/>
+          <w:numId w:val="22"/>
         </w:numPr>
-      </w:pPr>
-      <w:r>
-        <w:t>Display a list of all saved plants in an organized format.</w:t>
-      </w:r>
-    </w:p>
-    <w:p>
-      <w:pPr>
-        <w:pStyle w:val="ListParagraph"/>
+        <w:rPr>
+          <w:b/>
+          <w:bCs/>
+        </w:rPr>
+      </w:pPr>
+      <w:r>
+        <w:rPr>
+          <w:b/>
+          <w:bCs/>
+        </w:rPr>
+        <w:t>Shows a visual health bar summarizing healthy vs. due vs. overdue plants.</w:t>
+      </w:r>
+    </w:p>
+    <w:p>
+      <w:pPr>
         <w:numPr>
           <w:ilvl w:val="0"/>
-          <w:numId w:val="3"/>
+          <w:numId w:val="22"/>
         </w:numPr>
-      </w:pPr>
-      <w:r>
-        <w:t>Provide a second window that shows detailed information about a selected plant, including an image.</w:t>
-      </w:r>
-    </w:p>
-    <w:p>
-      <w:pPr>
-        <w:pStyle w:val="ListParagraph"/>
+        <w:rPr>
+          <w:b/>
+          <w:bCs/>
+        </w:rPr>
+      </w:pPr>
+      <w:r>
+        <w:rPr>
+          <w:b/>
+          <w:bCs/>
+        </w:rPr>
+        <w:t>Quick</w:t>
+      </w:r>
+      <w:r>
+        <w:rPr>
+          <w:b/>
+          <w:bCs/>
+        </w:rPr>
+        <w:noBreakHyphen/>
+        <w:t>action buttons for adding plants or viewing the plant list.</w:t>
+      </w:r>
+    </w:p>
+    <w:p>
+      <w:pPr>
+        <w:rPr>
+          <w:b/>
+          <w:bCs/>
+        </w:rPr>
+      </w:pPr>
+      <w:r>
+        <w:rPr>
+          <w:b/>
+          <w:bCs/>
+        </w:rPr>
+        <w:t>Plant Management</w:t>
+      </w:r>
+    </w:p>
+    <w:p>
+      <w:pPr>
         <w:numPr>
           <w:ilvl w:val="0"/>
-          <w:numId w:val="3"/>
+          <w:numId w:val="23"/>
         </w:numPr>
-      </w:pPr>
-      <w:r>
-        <w:t>Ensure users enter valid information through input validation.</w:t>
-      </w:r>
-    </w:p>
-    <w:p>
-      <w:pPr>
-        <w:pStyle w:val="ListParagraph"/>
+        <w:rPr>
+          <w:b/>
+          <w:bCs/>
+        </w:rPr>
+      </w:pPr>
+      <w:r>
+        <w:rPr>
+          <w:b/>
+          <w:bCs/>
+        </w:rPr>
+        <w:t>Add new plants with:</w:t>
+      </w:r>
+    </w:p>
+    <w:p>
+      <w:pPr>
+        <w:numPr>
+          <w:ilvl w:val="1"/>
+          <w:numId w:val="23"/>
+        </w:numPr>
+        <w:rPr>
+          <w:b/>
+          <w:bCs/>
+        </w:rPr>
+      </w:pPr>
+      <w:r>
+        <w:rPr>
+          <w:b/>
+          <w:bCs/>
+        </w:rPr>
+        <w:t>Name</w:t>
+      </w:r>
+    </w:p>
+    <w:p>
+      <w:pPr>
+        <w:numPr>
+          <w:ilvl w:val="1"/>
+          <w:numId w:val="23"/>
+        </w:numPr>
+        <w:rPr>
+          <w:b/>
+          <w:bCs/>
+        </w:rPr>
+      </w:pPr>
+      <w:r>
+        <w:rPr>
+          <w:b/>
+          <w:bCs/>
+        </w:rPr>
+        <w:t>Watering frequency</w:t>
+      </w:r>
+    </w:p>
+    <w:p>
+      <w:pPr>
+        <w:numPr>
+          <w:ilvl w:val="1"/>
+          <w:numId w:val="23"/>
+        </w:numPr>
+        <w:rPr>
+          <w:b/>
+          <w:bCs/>
+        </w:rPr>
+      </w:pPr>
+      <w:r>
+        <w:rPr>
+          <w:b/>
+          <w:bCs/>
+        </w:rPr>
+        <w:t>Sunlight level</w:t>
+      </w:r>
+    </w:p>
+    <w:p>
+      <w:pPr>
+        <w:numPr>
+          <w:ilvl w:val="1"/>
+          <w:numId w:val="23"/>
+        </w:numPr>
+        <w:rPr>
+          <w:b/>
+          <w:bCs/>
+        </w:rPr>
+      </w:pPr>
+      <w:r>
+        <w:rPr>
+          <w:b/>
+          <w:bCs/>
+        </w:rPr>
+        <w:t>Optional image</w:t>
+      </w:r>
+    </w:p>
+    <w:p>
+      <w:pPr>
         <w:numPr>
           <w:ilvl w:val="0"/>
-          <w:numId w:val="3"/>
+          <w:numId w:val="23"/>
         </w:numPr>
-      </w:pPr>
-      <w:r>
-        <w:t>Offer a clean, easy</w:t>
-      </w:r>
-      <w:r>
-        <w:noBreakHyphen/>
-        <w:t>to</w:t>
-      </w:r>
-      <w:r>
-        <w:noBreakHyphen/>
-        <w:t>navigate interface with clear labels and buttons.</w:t>
-      </w:r>
-    </w:p>
-    <w:p>
-      <w:pPr>
-        <w:pStyle w:val="ListParagraph"/>
+        <w:rPr>
+          <w:b/>
+          <w:bCs/>
+        </w:rPr>
+      </w:pPr>
+      <w:r>
+        <w:rPr>
+          <w:b/>
+          <w:bCs/>
+        </w:rPr>
+        <w:t>View plant details, including last watered date and thumbnail.</w:t>
+      </w:r>
+    </w:p>
+    <w:p>
+      <w:pPr>
         <w:numPr>
           <w:ilvl w:val="0"/>
-          <w:numId w:val="3"/>
+          <w:numId w:val="23"/>
         </w:numPr>
-      </w:pPr>
-      <w:r>
-        <w:t>Support modular code design for readability and maintainability.</w:t>
-      </w:r>
-    </w:p>
-    <w:p>
-      <w:pPr>
-        <w:rPr>
-          <w:b/>
-          <w:bCs/>
-        </w:rPr>
-      </w:pPr>
-    </w:p>
-    <w:p>
-      <w:pPr>
-        <w:rPr>
-          <w:b/>
-          <w:bCs/>
-        </w:rPr>
-      </w:pPr>
-      <w:r>
-        <w:rPr>
-          <w:b/>
-          <w:bCs/>
-        </w:rPr>
-        <w:t>Who is your target audience? Describe your target audience by age, gender, socioeconomic characteristics, and so on.</w:t>
-      </w:r>
-    </w:p>
-    <w:p>
-      <w:pPr>
-        <w:pStyle w:val="ListParagraph"/>
+        <w:rPr>
+          <w:b/>
+          <w:bCs/>
+        </w:rPr>
+      </w:pPr>
+      <w:r>
+        <w:rPr>
+          <w:b/>
+          <w:bCs/>
+        </w:rPr>
+        <w:t>Mark plants as watered.</w:t>
+      </w:r>
+    </w:p>
+    <w:p>
+      <w:pPr>
         <w:numPr>
           <w:ilvl w:val="0"/>
-          <w:numId w:val="4"/>
+          <w:numId w:val="23"/>
         </w:numPr>
         <w:rPr>
           <w:b/>
@@ -222,15 +375,14 @@
           <w:b/>
           <w:bCs/>
         </w:rPr>
-        <w:t>Age: 18–45</w:t>
-      </w:r>
-    </w:p>
-    <w:p>
-      <w:pPr>
-        <w:pStyle w:val="ListParagraph"/>
+        <w:t>Delete plants from the list.</w:t>
+      </w:r>
+    </w:p>
+    <w:p>
+      <w:pPr>
         <w:numPr>
           <w:ilvl w:val="0"/>
-          <w:numId w:val="4"/>
+          <w:numId w:val="23"/>
         </w:numPr>
         <w:rPr>
           <w:b/>
@@ -242,15 +394,29 @@
           <w:b/>
           <w:bCs/>
         </w:rPr>
-        <w:t>Gender: All</w:t>
-      </w:r>
-    </w:p>
-    <w:p>
-      <w:pPr>
-        <w:pStyle w:val="ListParagraph"/>
+        <w:t>Search bar for filtering plants by name.</w:t>
+      </w:r>
+    </w:p>
+    <w:p>
+      <w:pPr>
+        <w:rPr>
+          <w:b/>
+          <w:bCs/>
+        </w:rPr>
+      </w:pPr>
+      <w:r>
+        <w:rPr>
+          <w:b/>
+          <w:bCs/>
+        </w:rPr>
+        <w:t>Themes</w:t>
+      </w:r>
+    </w:p>
+    <w:p>
+      <w:pPr>
         <w:numPr>
           <w:ilvl w:val="0"/>
-          <w:numId w:val="4"/>
+          <w:numId w:val="24"/>
         </w:numPr>
         <w:rPr>
           <w:b/>
@@ -262,22 +428,14 @@
           <w:b/>
           <w:bCs/>
         </w:rPr>
-        <w:t xml:space="preserve">Socioeconomic characteristics: Students, </w:t>
-      </w:r>
-      <w:r>
-        <w:rPr>
-          <w:b/>
-          <w:bCs/>
-        </w:rPr>
-        <w:t>plant enthusiasts, and anyone who needs help managing plants</w:t>
-      </w:r>
-    </w:p>
-    <w:p>
-      <w:pPr>
-        <w:pStyle w:val="ListParagraph"/>
+        <w:t>Toggle between Light Mode and Dark Mode.</w:t>
+      </w:r>
+    </w:p>
+    <w:p>
+      <w:pPr>
         <w:numPr>
           <w:ilvl w:val="0"/>
-          <w:numId w:val="4"/>
+          <w:numId w:val="24"/>
         </w:numPr>
         <w:rPr>
           <w:b/>
@@ -289,520 +447,1696 @@
           <w:b/>
           <w:bCs/>
         </w:rPr>
-        <w:t>Tech comfort level: Beginner to intermediate computer users</w:t>
-      </w:r>
-    </w:p>
-    <w:p>
-      <w:pPr>
-        <w:rPr>
-          <w:b/>
-          <w:bCs/>
-        </w:rPr>
-      </w:pPr>
-    </w:p>
-    <w:p>
-      <w:pPr>
-        <w:rPr>
-          <w:b/>
-          <w:bCs/>
-        </w:rPr>
-      </w:pPr>
-    </w:p>
-    <w:p>
-      <w:pPr>
-        <w:rPr>
-          <w:b/>
-          <w:bCs/>
-        </w:rPr>
-      </w:pPr>
-      <w:r>
-        <w:rPr>
-          <w:b/>
-          <w:bCs/>
-        </w:rPr>
-        <w:t xml:space="preserve">Create an outline of your Final Python </w:t>
-      </w:r>
-      <w:proofErr w:type="spellStart"/>
-      <w:r>
-        <w:rPr>
-          <w:b/>
-          <w:bCs/>
-        </w:rPr>
-        <w:t>tkinter</w:t>
-      </w:r>
-      <w:proofErr w:type="spellEnd"/>
-      <w:r>
-        <w:rPr>
-          <w:b/>
-          <w:bCs/>
-        </w:rPr>
-        <w:t xml:space="preserve"> GUI application.</w:t>
-      </w:r>
-    </w:p>
-    <w:p>
-      <w:r>
-        <w:t>Main Window</w:t>
+        <w:lastRenderedPageBreak/>
+        <w:t>All UI elements update instantly when switching themes.</w:t>
+      </w:r>
+    </w:p>
+    <w:p>
+      <w:pPr>
+        <w:rPr>
+          <w:b/>
+          <w:bCs/>
+        </w:rPr>
+      </w:pPr>
+      <w:r>
+        <w:rPr>
+          <w:b/>
+          <w:bCs/>
+        </w:rPr>
+        <w:t>Notifications</w:t>
       </w:r>
     </w:p>
     <w:p>
       <w:pPr>
         <w:numPr>
           <w:ilvl w:val="0"/>
-          <w:numId w:val="5"/>
+          <w:numId w:val="25"/>
         </w:numPr>
-      </w:pPr>
-      <w:r>
-        <w:t>Title: My Plant Pal</w:t>
+        <w:rPr>
+          <w:b/>
+          <w:bCs/>
+        </w:rPr>
+      </w:pPr>
+      <w:r>
+        <w:rPr>
+          <w:b/>
+          <w:bCs/>
+        </w:rPr>
+        <w:t>Toast pop</w:t>
+      </w:r>
+      <w:r>
+        <w:rPr>
+          <w:b/>
+          <w:bCs/>
+        </w:rPr>
+        <w:noBreakHyphen/>
+        <w:t>ups appear for:</w:t>
+      </w:r>
+    </w:p>
+    <w:p>
+      <w:pPr>
+        <w:numPr>
+          <w:ilvl w:val="1"/>
+          <w:numId w:val="25"/>
+        </w:numPr>
+        <w:rPr>
+          <w:b/>
+          <w:bCs/>
+        </w:rPr>
+      </w:pPr>
+      <w:r>
+        <w:rPr>
+          <w:b/>
+          <w:bCs/>
+        </w:rPr>
+        <w:t>Successful actions</w:t>
+      </w:r>
+    </w:p>
+    <w:p>
+      <w:pPr>
+        <w:numPr>
+          <w:ilvl w:val="1"/>
+          <w:numId w:val="25"/>
+        </w:numPr>
+        <w:rPr>
+          <w:b/>
+          <w:bCs/>
+        </w:rPr>
+      </w:pPr>
+      <w:r>
+        <w:rPr>
+          <w:b/>
+          <w:bCs/>
+        </w:rPr>
+        <w:t>Missing input</w:t>
+      </w:r>
+    </w:p>
+    <w:p>
+      <w:pPr>
+        <w:numPr>
+          <w:ilvl w:val="1"/>
+          <w:numId w:val="25"/>
+        </w:numPr>
+        <w:rPr>
+          <w:b/>
+          <w:bCs/>
+        </w:rPr>
+      </w:pPr>
+      <w:r>
+        <w:rPr>
+          <w:b/>
+          <w:bCs/>
+        </w:rPr>
+        <w:t>Watering reminders</w:t>
       </w:r>
     </w:p>
     <w:p>
       <w:pPr>
         <w:numPr>
           <w:ilvl w:val="0"/>
-          <w:numId w:val="5"/>
+          <w:numId w:val="25"/>
         </w:numPr>
-      </w:pPr>
-      <w:r>
-        <w:t>Components:</w:t>
+        <w:rPr>
+          <w:b/>
+          <w:bCs/>
+        </w:rPr>
+      </w:pPr>
+      <w:r>
+        <w:rPr>
+          <w:b/>
+          <w:bCs/>
+        </w:rPr>
+        <w:t>Reminders automatically appear at startup for plants due or overdue.</w:t>
+      </w:r>
+    </w:p>
+    <w:p>
+      <w:pPr>
+        <w:rPr>
+          <w:b/>
+          <w:bCs/>
+        </w:rPr>
+      </w:pPr>
+      <w:r>
+        <w:rPr>
+          <w:b/>
+          <w:bCs/>
+        </w:rPr>
+        <w:t>Data Persistence</w:t>
+      </w:r>
+    </w:p>
+    <w:p>
+      <w:pPr>
+        <w:numPr>
+          <w:ilvl w:val="0"/>
+          <w:numId w:val="26"/>
+        </w:numPr>
+        <w:rPr>
+          <w:b/>
+          <w:bCs/>
+        </w:rPr>
+      </w:pPr>
+      <w:r>
+        <w:rPr>
+          <w:b/>
+          <w:bCs/>
+        </w:rPr>
+        <w:t xml:space="preserve">Plant data is saved to </w:t>
+      </w:r>
+      <w:proofErr w:type="spellStart"/>
+      <w:proofErr w:type="gramStart"/>
+      <w:r>
+        <w:rPr>
+          <w:b/>
+          <w:bCs/>
+        </w:rPr>
+        <w:t>plants.json</w:t>
+      </w:r>
+      <w:proofErr w:type="spellEnd"/>
+      <w:proofErr w:type="gramEnd"/>
+      <w:r>
+        <w:rPr>
+          <w:b/>
+          <w:bCs/>
+        </w:rPr>
+        <w:t>.</w:t>
+      </w:r>
+    </w:p>
+    <w:p>
+      <w:pPr>
+        <w:numPr>
+          <w:ilvl w:val="0"/>
+          <w:numId w:val="26"/>
+        </w:numPr>
+        <w:rPr>
+          <w:b/>
+          <w:bCs/>
+        </w:rPr>
+      </w:pPr>
+      <w:r>
+        <w:rPr>
+          <w:b/>
+          <w:bCs/>
+        </w:rPr>
+        <w:t>Automatically loads saved plants when the app starts.</w:t>
+      </w:r>
+    </w:p>
+    <w:p>
+      <w:pPr>
+        <w:rPr>
+          <w:b/>
+          <w:bCs/>
+        </w:rPr>
+      </w:pPr>
+      <w:r>
+        <w:rPr>
+          <w:b/>
+          <w:bCs/>
+        </w:rPr>
+        <w:t>3. How to Use the Application</w:t>
+      </w:r>
+    </w:p>
+    <w:p>
+      <w:pPr>
+        <w:rPr>
+          <w:b/>
+          <w:bCs/>
+        </w:rPr>
+      </w:pPr>
+      <w:r>
+        <w:rPr>
+          <w:b/>
+          <w:bCs/>
+        </w:rPr>
+        <w:t>Starting the App</w:t>
+      </w:r>
+    </w:p>
+    <w:p>
+      <w:pPr>
+        <w:numPr>
+          <w:ilvl w:val="0"/>
+          <w:numId w:val="27"/>
+        </w:numPr>
+        <w:rPr>
+          <w:b/>
+          <w:bCs/>
+        </w:rPr>
+      </w:pPr>
+      <w:r>
+        <w:rPr>
+          <w:b/>
+          <w:bCs/>
+        </w:rPr>
+        <w:t>Run the program using Python:</w:t>
+      </w:r>
+    </w:p>
+    <w:p>
+      <w:pPr>
+        <w:rPr>
+          <w:b/>
+          <w:bCs/>
+        </w:rPr>
+      </w:pPr>
+      <w:r>
+        <w:rPr>
+          <w:b/>
+          <w:bCs/>
+        </w:rPr>
+        <w:t>Code</w:t>
+      </w:r>
+    </w:p>
+    <w:p>
+      <w:pPr>
+        <w:rPr>
+          <w:b/>
+          <w:bCs/>
+        </w:rPr>
+      </w:pPr>
+      <w:r>
+        <w:rPr>
+          <w:b/>
+          <w:bCs/>
+        </w:rPr>
+        <w:t>python my_plant_pal.py</w:t>
+      </w:r>
+    </w:p>
+    <w:p>
+      <w:pPr>
+        <w:numPr>
+          <w:ilvl w:val="0"/>
+          <w:numId w:val="27"/>
+        </w:numPr>
+        <w:rPr>
+          <w:b/>
+          <w:bCs/>
+        </w:rPr>
+      </w:pPr>
+      <w:r>
+        <w:rPr>
+          <w:b/>
+          <w:bCs/>
+        </w:rPr>
+        <w:t>The dashboard loads first, showing plant statistics and quick actions.</w:t>
+      </w:r>
+    </w:p>
+    <w:p>
+      <w:pPr>
+        <w:rPr>
+          <w:b/>
+          <w:bCs/>
+        </w:rPr>
+      </w:pPr>
+      <w:r>
+        <w:rPr>
+          <w:b/>
+          <w:bCs/>
+        </w:rPr>
+        <w:t>Adding a Plant</w:t>
+      </w:r>
+    </w:p>
+    <w:p>
+      <w:pPr>
+        <w:numPr>
+          <w:ilvl w:val="0"/>
+          <w:numId w:val="28"/>
+        </w:numPr>
+        <w:rPr>
+          <w:b/>
+          <w:bCs/>
+        </w:rPr>
+      </w:pPr>
+      <w:r>
+        <w:rPr>
+          <w:b/>
+          <w:bCs/>
+        </w:rPr>
+        <w:t>Click “Add Plant” from the dashboard or plants page.</w:t>
+      </w:r>
+    </w:p>
+    <w:p>
+      <w:pPr>
+        <w:numPr>
+          <w:ilvl w:val="0"/>
+          <w:numId w:val="28"/>
+        </w:numPr>
+        <w:rPr>
+          <w:b/>
+          <w:bCs/>
+        </w:rPr>
+      </w:pPr>
+      <w:r>
+        <w:rPr>
+          <w:b/>
+          <w:bCs/>
+        </w:rPr>
+        <w:t>Enter:</w:t>
       </w:r>
     </w:p>
     <w:p>
       <w:pPr>
         <w:numPr>
           <w:ilvl w:val="1"/>
-          <w:numId w:val="5"/>
+          <w:numId w:val="28"/>
         </w:numPr>
-      </w:pPr>
-      <w:r>
-        <w:t>Application logo or plant icon (Image #1)</w:t>
+        <w:rPr>
+          <w:b/>
+          <w:bCs/>
+        </w:rPr>
+      </w:pPr>
+      <w:r>
+        <w:rPr>
+          <w:b/>
+          <w:bCs/>
+        </w:rPr>
+        <w:t>Plant name</w:t>
       </w:r>
     </w:p>
     <w:p>
       <w:pPr>
         <w:numPr>
           <w:ilvl w:val="1"/>
-          <w:numId w:val="5"/>
+          <w:numId w:val="28"/>
         </w:numPr>
-      </w:pPr>
-      <w:r>
-        <w:t>Entry fields:</w:t>
-      </w:r>
-    </w:p>
-    <w:p>
-      <w:pPr>
-        <w:numPr>
-          <w:ilvl w:val="2"/>
-          <w:numId w:val="5"/>
-        </w:numPr>
-      </w:pPr>
-      <w:r>
-        <w:t>Plant Name</w:t>
-      </w:r>
-    </w:p>
-    <w:p>
-      <w:pPr>
-        <w:numPr>
-          <w:ilvl w:val="2"/>
-          <w:numId w:val="5"/>
-        </w:numPr>
-      </w:pPr>
-      <w:r>
-        <w:t>Watering Frequency (in days)</w:t>
-      </w:r>
-    </w:p>
-    <w:p>
-      <w:pPr>
-        <w:numPr>
-          <w:ilvl w:val="2"/>
-          <w:numId w:val="5"/>
-        </w:numPr>
-      </w:pPr>
-      <w:r>
-        <w:t>Sunlight Level (dropdown: Low, Medium, High)</w:t>
+        <w:rPr>
+          <w:b/>
+          <w:bCs/>
+        </w:rPr>
+      </w:pPr>
+      <w:r>
+        <w:rPr>
+          <w:b/>
+          <w:bCs/>
+        </w:rPr>
+        <w:t>Watering frequency (days)</w:t>
       </w:r>
     </w:p>
     <w:p>
       <w:pPr>
         <w:numPr>
           <w:ilvl w:val="1"/>
-          <w:numId w:val="5"/>
+          <w:numId w:val="28"/>
         </w:numPr>
-      </w:pPr>
-      <w:r>
-        <w:t>Buttons:</w:t>
-      </w:r>
-    </w:p>
-    <w:p>
-      <w:pPr>
-        <w:numPr>
-          <w:ilvl w:val="2"/>
-          <w:numId w:val="5"/>
-        </w:numPr>
-      </w:pPr>
-      <w:r>
-        <w:t>Add Plant</w:t>
-      </w:r>
-    </w:p>
-    <w:p>
-      <w:pPr>
-        <w:numPr>
-          <w:ilvl w:val="2"/>
-          <w:numId w:val="5"/>
-        </w:numPr>
-      </w:pPr>
-      <w:proofErr w:type="gramStart"/>
-      <w:r>
-        <w:t>Remove</w:t>
-      </w:r>
-      <w:proofErr w:type="gramEnd"/>
-      <w:r>
-        <w:t xml:space="preserve"> Plant</w:t>
-      </w:r>
-    </w:p>
-    <w:p>
-      <w:pPr>
-        <w:numPr>
-          <w:ilvl w:val="2"/>
-          <w:numId w:val="5"/>
-        </w:numPr>
-      </w:pPr>
-      <w:r>
-        <w:t>View Details</w:t>
-      </w:r>
-    </w:p>
-    <w:p>
-      <w:pPr>
-        <w:numPr>
-          <w:ilvl w:val="2"/>
-          <w:numId w:val="5"/>
-        </w:numPr>
-      </w:pPr>
-      <w:r>
-        <w:t>Exit</w:t>
+        <w:rPr>
+          <w:b/>
+          <w:bCs/>
+        </w:rPr>
+      </w:pPr>
+      <w:r>
+        <w:rPr>
+          <w:b/>
+          <w:bCs/>
+        </w:rPr>
+        <w:t>Sunlight level (Low/Medium/High)</w:t>
       </w:r>
     </w:p>
     <w:p>
       <w:pPr>
         <w:numPr>
           <w:ilvl w:val="1"/>
-          <w:numId w:val="5"/>
+          <w:numId w:val="28"/>
         </w:numPr>
-      </w:pPr>
-      <w:proofErr w:type="spellStart"/>
-      <w:r>
-        <w:t>Listbox</w:t>
-      </w:r>
-      <w:proofErr w:type="spellEnd"/>
-      <w:r>
-        <w:t xml:space="preserve"> displaying all added plants</w:t>
+        <w:rPr>
+          <w:b/>
+          <w:bCs/>
+        </w:rPr>
+      </w:pPr>
+      <w:r>
+        <w:rPr>
+          <w:b/>
+          <w:bCs/>
+        </w:rPr>
+        <w:t>Optional image path</w:t>
       </w:r>
     </w:p>
     <w:p>
       <w:pPr>
         <w:numPr>
           <w:ilvl w:val="0"/>
-          <w:numId w:val="5"/>
+          <w:numId w:val="28"/>
         </w:numPr>
-      </w:pPr>
-      <w:r>
-        <w:t>Validation:</w:t>
+        <w:rPr>
+          <w:b/>
+          <w:bCs/>
+        </w:rPr>
+      </w:pPr>
+      <w:r>
+        <w:rPr>
+          <w:b/>
+          <w:bCs/>
+        </w:rPr>
+        <w:t>Click Save Plant.</w:t>
+      </w:r>
+    </w:p>
+    <w:p>
+      <w:pPr>
+        <w:numPr>
+          <w:ilvl w:val="0"/>
+          <w:numId w:val="28"/>
+        </w:numPr>
+        <w:rPr>
+          <w:b/>
+          <w:bCs/>
+        </w:rPr>
+      </w:pPr>
+      <w:r>
+        <w:rPr>
+          <w:b/>
+          <w:bCs/>
+        </w:rPr>
+        <w:t>A toast notification confirms the plant was added.</w:t>
+      </w:r>
+    </w:p>
+    <w:p>
+      <w:pPr>
+        <w:rPr>
+          <w:b/>
+          <w:bCs/>
+        </w:rPr>
+      </w:pPr>
+      <w:r>
+        <w:rPr>
+          <w:b/>
+          <w:bCs/>
+        </w:rPr>
+        <w:t>Viewing and Managing Plants</w:t>
+      </w:r>
+    </w:p>
+    <w:p>
+      <w:pPr>
+        <w:numPr>
+          <w:ilvl w:val="0"/>
+          <w:numId w:val="29"/>
+        </w:numPr>
+        <w:rPr>
+          <w:b/>
+          <w:bCs/>
+        </w:rPr>
+      </w:pPr>
+      <w:r>
+        <w:rPr>
+          <w:b/>
+          <w:bCs/>
+        </w:rPr>
+        <w:lastRenderedPageBreak/>
+        <w:t>Click “Plants” in the header.</w:t>
+      </w:r>
+    </w:p>
+    <w:p>
+      <w:pPr>
+        <w:numPr>
+          <w:ilvl w:val="0"/>
+          <w:numId w:val="29"/>
+        </w:numPr>
+        <w:rPr>
+          <w:b/>
+          <w:bCs/>
+        </w:rPr>
+      </w:pPr>
+      <w:r>
+        <w:rPr>
+          <w:b/>
+          <w:bCs/>
+        </w:rPr>
+        <w:t>Use the search bar to filter by name.</w:t>
+      </w:r>
+    </w:p>
+    <w:p>
+      <w:pPr>
+        <w:numPr>
+          <w:ilvl w:val="0"/>
+          <w:numId w:val="29"/>
+        </w:numPr>
+        <w:rPr>
+          <w:b/>
+          <w:bCs/>
+        </w:rPr>
+      </w:pPr>
+      <w:r>
+        <w:rPr>
+          <w:b/>
+          <w:bCs/>
+        </w:rPr>
+        <w:t xml:space="preserve">Select a plant </w:t>
+      </w:r>
+      <w:r>
+        <w:rPr>
+          <w:b/>
+          <w:bCs/>
+        </w:rPr>
+        <w:t>too</w:t>
+      </w:r>
+      <w:r>
+        <w:rPr>
+          <w:b/>
+          <w:bCs/>
+        </w:rPr>
+        <w:t>:</w:t>
       </w:r>
     </w:p>
     <w:p>
       <w:pPr>
         <w:numPr>
           <w:ilvl w:val="1"/>
-          <w:numId w:val="5"/>
+          <w:numId w:val="29"/>
         </w:numPr>
-      </w:pPr>
-      <w:r>
-        <w:t>Plant name cannot be empty</w:t>
+        <w:rPr>
+          <w:b/>
+          <w:bCs/>
+        </w:rPr>
+      </w:pPr>
+      <w:r>
+        <w:rPr>
+          <w:b/>
+          <w:bCs/>
+        </w:rPr>
+        <w:t>View details</w:t>
       </w:r>
     </w:p>
     <w:p>
       <w:pPr>
         <w:numPr>
           <w:ilvl w:val="1"/>
-          <w:numId w:val="5"/>
+          <w:numId w:val="29"/>
         </w:numPr>
-      </w:pPr>
-      <w:r>
-        <w:t>Watering frequency must be a number</w:t>
+        <w:rPr>
+          <w:b/>
+          <w:bCs/>
+        </w:rPr>
+      </w:pPr>
+      <w:r>
+        <w:rPr>
+          <w:b/>
+          <w:bCs/>
+        </w:rPr>
+        <w:t>Mark as watered</w:t>
       </w:r>
     </w:p>
     <w:p>
       <w:pPr>
         <w:numPr>
           <w:ilvl w:val="1"/>
-          <w:numId w:val="5"/>
+          <w:numId w:val="29"/>
         </w:numPr>
-      </w:pPr>
-      <w:r>
-        <w:t>Sunlight level must be selected</w:t>
-      </w:r>
-    </w:p>
-    <w:p>
-      <w:pPr>
-        <w:numPr>
-          <w:ilvl w:val="1"/>
-          <w:numId w:val="5"/>
-        </w:numPr>
-      </w:pPr>
-      <w:r>
-        <w:t>Duplicate plant names not allowed</w:t>
-      </w:r>
-    </w:p>
-    <w:p>
-      <w:r>
-        <w:t>Details Window</w:t>
+        <w:rPr>
+          <w:b/>
+          <w:bCs/>
+        </w:rPr>
+      </w:pPr>
+      <w:r>
+        <w:rPr>
+          <w:b/>
+          <w:bCs/>
+        </w:rPr>
+        <w:t>Delete the plant</w:t>
       </w:r>
     </w:p>
     <w:p>
       <w:pPr>
         <w:numPr>
           <w:ilvl w:val="0"/>
-          <w:numId w:val="6"/>
+          <w:numId w:val="29"/>
         </w:numPr>
-      </w:pPr>
-      <w:r>
-        <w:t>Title: Plant Details</w:t>
+        <w:rPr>
+          <w:b/>
+          <w:bCs/>
+        </w:rPr>
+      </w:pPr>
+      <w:r>
+        <w:rPr>
+          <w:b/>
+          <w:bCs/>
+        </w:rPr>
+        <w:t>Click Save Plants to write changes to the JSON file.</w:t>
+      </w:r>
+    </w:p>
+    <w:p>
+      <w:pPr>
+        <w:rPr>
+          <w:b/>
+          <w:bCs/>
+        </w:rPr>
+      </w:pPr>
+      <w:r>
+        <w:rPr>
+          <w:b/>
+          <w:bCs/>
+        </w:rPr>
+        <w:t>Theme Switching</w:t>
       </w:r>
     </w:p>
     <w:p>
       <w:pPr>
         <w:numPr>
           <w:ilvl w:val="0"/>
-          <w:numId w:val="6"/>
+          <w:numId w:val="30"/>
         </w:numPr>
-      </w:pPr>
-      <w:r>
-        <w:t>Components:</w:t>
-      </w:r>
-    </w:p>
-    <w:p>
-      <w:pPr>
-        <w:numPr>
-          <w:ilvl w:val="1"/>
-          <w:numId w:val="6"/>
-        </w:numPr>
-      </w:pPr>
-      <w:r>
-        <w:t>Plant image (Image #2)</w:t>
-      </w:r>
-    </w:p>
-    <w:p>
-      <w:pPr>
-        <w:numPr>
-          <w:ilvl w:val="1"/>
-          <w:numId w:val="6"/>
-        </w:numPr>
-      </w:pPr>
-      <w:r>
-        <w:lastRenderedPageBreak/>
-        <w:t>Labels showing:</w:t>
-      </w:r>
-    </w:p>
-    <w:p>
-      <w:pPr>
-        <w:numPr>
-          <w:ilvl w:val="2"/>
-          <w:numId w:val="6"/>
-        </w:numPr>
-      </w:pPr>
-      <w:r>
-        <w:t>Plant Name</w:t>
-      </w:r>
-    </w:p>
-    <w:p>
-      <w:pPr>
-        <w:numPr>
-          <w:ilvl w:val="2"/>
-          <w:numId w:val="6"/>
-        </w:numPr>
-      </w:pPr>
-      <w:r>
-        <w:t>Watering Frequency</w:t>
-      </w:r>
-    </w:p>
-    <w:p>
-      <w:pPr>
-        <w:numPr>
-          <w:ilvl w:val="2"/>
-          <w:numId w:val="6"/>
-        </w:numPr>
-      </w:pPr>
-      <w:r>
-        <w:t>Sunlight Level</w:t>
-      </w:r>
-    </w:p>
-    <w:p>
-      <w:pPr>
-        <w:numPr>
-          <w:ilvl w:val="1"/>
-          <w:numId w:val="6"/>
-        </w:numPr>
-      </w:pPr>
-      <w:r>
-        <w:t>Back button to return to main window</w:t>
-      </w:r>
-    </w:p>
-    <w:p>
-      <w:r>
-        <w:t>Program Structure (Modular Design)</w:t>
+        <w:rPr>
+          <w:b/>
+          <w:bCs/>
+        </w:rPr>
+      </w:pPr>
+      <w:r>
+        <w:rPr>
+          <w:b/>
+          <w:bCs/>
+        </w:rPr>
+        <w:t>Click the header “</w:t>
+      </w:r>
+      <w:r>
+        <w:rPr>
+          <w:b/>
+          <w:bCs/>
+        </w:rPr>
+        <w:t>Light Mode” or “Dark Mode” in the header.</w:t>
       </w:r>
     </w:p>
     <w:p>
       <w:pPr>
         <w:numPr>
           <w:ilvl w:val="0"/>
-          <w:numId w:val="7"/>
+          <w:numId w:val="30"/>
         </w:numPr>
-      </w:pPr>
-      <w:proofErr w:type="spellStart"/>
-      <w:r>
-        <w:t>add_</w:t>
-      </w:r>
-      <w:proofErr w:type="gramStart"/>
-      <w:r>
-        <w:t>plant</w:t>
-      </w:r>
-      <w:proofErr w:type="spellEnd"/>
-      <w:r>
-        <w:t>(</w:t>
-      </w:r>
-      <w:proofErr w:type="gramEnd"/>
-      <w:r>
-        <w:t>) – Validates input and adds plant to the list</w:t>
+        <w:rPr>
+          <w:b/>
+          <w:bCs/>
+        </w:rPr>
+      </w:pPr>
+      <w:r>
+        <w:rPr>
+          <w:b/>
+          <w:bCs/>
+        </w:rPr>
+        <w:t>The entire UI updates instantly.</w:t>
+      </w:r>
+    </w:p>
+    <w:p>
+      <w:pPr>
+        <w:rPr>
+          <w:b/>
+          <w:bCs/>
+        </w:rPr>
+      </w:pPr>
+      <w:r>
+        <w:rPr>
+          <w:b/>
+          <w:bCs/>
+        </w:rPr>
+        <w:t>Watering Reminders</w:t>
       </w:r>
     </w:p>
     <w:p>
       <w:pPr>
         <w:numPr>
           <w:ilvl w:val="0"/>
-          <w:numId w:val="7"/>
+          <w:numId w:val="31"/>
         </w:numPr>
-      </w:pPr>
-      <w:proofErr w:type="spellStart"/>
-      <w:r>
-        <w:t>remove_</w:t>
-      </w:r>
-      <w:proofErr w:type="gramStart"/>
-      <w:r>
-        <w:t>plant</w:t>
-      </w:r>
-      <w:proofErr w:type="spellEnd"/>
-      <w:r>
-        <w:t>(</w:t>
-      </w:r>
-      <w:proofErr w:type="gramEnd"/>
-      <w:r>
-        <w:t>) – Removes selected plant</w:t>
+        <w:rPr>
+          <w:b/>
+          <w:bCs/>
+        </w:rPr>
+      </w:pPr>
+      <w:r>
+        <w:rPr>
+          <w:b/>
+          <w:bCs/>
+        </w:rPr>
+        <w:t>When the app starts, it checks all plants.</w:t>
       </w:r>
     </w:p>
     <w:p>
       <w:pPr>
         <w:numPr>
           <w:ilvl w:val="0"/>
-          <w:numId w:val="7"/>
+          <w:numId w:val="31"/>
         </w:numPr>
-      </w:pPr>
-      <w:proofErr w:type="spellStart"/>
-      <w:r>
-        <w:t>open_details_</w:t>
+        <w:rPr>
+          <w:b/>
+          <w:bCs/>
+        </w:rPr>
+      </w:pPr>
+      <w:r>
+        <w:rPr>
+          <w:b/>
+          <w:bCs/>
+        </w:rPr>
+        <w:t>If any are due or overdue, a toast notification appears listing them.</w:t>
+      </w:r>
+    </w:p>
+    <w:p>
+      <w:pPr>
+        <w:rPr>
+          <w:b/>
+          <w:bCs/>
+        </w:rPr>
+      </w:pPr>
+      <w:r>
+        <w:rPr>
+          <w:b/>
+          <w:bCs/>
+        </w:rPr>
+        <w:t>4. Screenshot</w:t>
+      </w:r>
+      <w:r>
+        <w:rPr>
+          <w:b/>
+          <w:bCs/>
+        </w:rPr>
+        <w:t xml:space="preserve">s of working </w:t>
       </w:r>
       <w:proofErr w:type="gramStart"/>
       <w:r>
-        <w:t>window</w:t>
-      </w:r>
-      <w:proofErr w:type="spellEnd"/>
-      <w:r>
-        <w:t>(</w:t>
+        <w:rPr>
+          <w:b/>
+          <w:bCs/>
+        </w:rPr>
+        <w:t>app</w:t>
       </w:r>
       <w:proofErr w:type="gramEnd"/>
       <w:r>
-        <w:t>) – Opens second window with plant info</w:t>
+        <w:rPr>
+          <w:b/>
+          <w:bCs/>
+        </w:rPr>
+        <w:t xml:space="preserve"> should look like</w:t>
+      </w:r>
+    </w:p>
+    <w:p>
+      <w:pPr>
+        <w:rPr>
+          <w:b/>
+          <w:bCs/>
+        </w:rPr>
+      </w:pPr>
+      <w:r>
+        <w:rPr>
+          <w:b/>
+          <w:bCs/>
+        </w:rPr>
+        <w:t>Screenshot 1 – Dashboard</w:t>
+      </w:r>
+    </w:p>
+    <w:p>
+      <w:pPr>
+        <w:rPr>
+          <w:b/>
+          <w:bCs/>
+        </w:rPr>
+      </w:pPr>
+      <w:r>
+        <w:rPr>
+          <w:b/>
+          <w:bCs/>
+        </w:rPr>
+        <w:drawing>
+          <wp:inline distT="0" distB="0" distL="0" distR="0" wp14:anchorId="7FA4BD3E" wp14:editId="4189F358">
+            <wp:extent cx="3017847" cy="2705100"/>
+            <wp:effectExtent l="0" t="0" r="0" b="0"/>
+            <wp:docPr id="1923479123" name="Picture 1" descr="The My Plant Pal dashboard displays a user interface with plant management features, including plant count, watering needs, and plant health status.&#10;&#10;AI-generated content may be incorrect."/>
+            <wp:cNvGraphicFramePr>
+              <a:graphicFrameLocks xmlns:a="http://schemas.openxmlformats.org/drawingml/2006/main" noChangeAspect="1"/>
+            </wp:cNvGraphicFramePr>
+            <a:graphic xmlns:a="http://schemas.openxmlformats.org/drawingml/2006/main">
+              <a:graphicData uri="http://schemas.openxmlformats.org/drawingml/2006/picture">
+                <pic:pic xmlns:pic="http://schemas.openxmlformats.org/drawingml/2006/picture">
+                  <pic:nvPicPr>
+                    <pic:cNvPr id="1923479123" name="Picture 1" descr="The My Plant Pal dashboard displays a user interface with plant management features, including plant count, watering needs, and plant health status.&#10;&#10;AI-generated content may be incorrect."/>
+                    <pic:cNvPicPr/>
+                  </pic:nvPicPr>
+                  <pic:blipFill>
+                    <a:blip r:embed="rId6"/>
+                    <a:stretch>
+                      <a:fillRect/>
+                    </a:stretch>
+                  </pic:blipFill>
+                  <pic:spPr>
+                    <a:xfrm>
+                      <a:off x="0" y="0"/>
+                      <a:ext cx="3031614" cy="2717441"/>
+                    </a:xfrm>
+                    <a:prstGeom prst="rect">
+                      <a:avLst/>
+                    </a:prstGeom>
+                  </pic:spPr>
+                </pic:pic>
+              </a:graphicData>
+            </a:graphic>
+          </wp:inline>
+        </w:drawing>
+      </w:r>
+    </w:p>
+    <w:p>
+      <w:pPr>
+        <w:rPr>
+          <w:b/>
+          <w:bCs/>
+        </w:rPr>
+      </w:pPr>
+      <w:r>
+        <w:rPr>
+          <w:b/>
+          <w:bCs/>
+        </w:rPr>
+        <w:t>Screenshot 2 – Plants Page</w:t>
+      </w:r>
+    </w:p>
+    <w:p>
+      <w:pPr>
+        <w:rPr>
+          <w:b/>
+          <w:bCs/>
+        </w:rPr>
+      </w:pPr>
+      <w:r>
+        <w:rPr>
+          <w:b/>
+          <w:bCs/>
+        </w:rPr>
+        <w:lastRenderedPageBreak/>
+        <w:drawing>
+          <wp:inline distT="0" distB="0" distL="0" distR="0" wp14:anchorId="27BC7A24" wp14:editId="53748A34">
+            <wp:extent cx="2241219" cy="3433763"/>
+            <wp:effectExtent l="0" t="0" r="6985" b="0"/>
+            <wp:docPr id="1502494901" name="Picture 1" descr="The image shows a black screen with a green My Plant Pal dashboard, displaying various plant names and options for managing them.&#10;&#10;AI-generated content may be incorrect."/>
+            <wp:cNvGraphicFramePr>
+              <a:graphicFrameLocks xmlns:a="http://schemas.openxmlformats.org/drawingml/2006/main" noChangeAspect="1"/>
+            </wp:cNvGraphicFramePr>
+            <a:graphic xmlns:a="http://schemas.openxmlformats.org/drawingml/2006/main">
+              <a:graphicData uri="http://schemas.openxmlformats.org/drawingml/2006/picture">
+                <pic:pic xmlns:pic="http://schemas.openxmlformats.org/drawingml/2006/picture">
+                  <pic:nvPicPr>
+                    <pic:cNvPr id="1502494901" name="Picture 1" descr="The image shows a black screen with a green My Plant Pal dashboard, displaying various plant names and options for managing them.&#10;&#10;AI-generated content may be incorrect."/>
+                    <pic:cNvPicPr/>
+                  </pic:nvPicPr>
+                  <pic:blipFill>
+                    <a:blip r:embed="rId7"/>
+                    <a:stretch>
+                      <a:fillRect/>
+                    </a:stretch>
+                  </pic:blipFill>
+                  <pic:spPr>
+                    <a:xfrm>
+                      <a:off x="0" y="0"/>
+                      <a:ext cx="2251280" cy="3449178"/>
+                    </a:xfrm>
+                    <a:prstGeom prst="rect">
+                      <a:avLst/>
+                    </a:prstGeom>
+                  </pic:spPr>
+                </pic:pic>
+              </a:graphicData>
+            </a:graphic>
+          </wp:inline>
+        </w:drawing>
+      </w:r>
+    </w:p>
+    <w:p>
+      <w:pPr>
+        <w:rPr>
+          <w:b/>
+          <w:bCs/>
+        </w:rPr>
+      </w:pPr>
+      <w:r>
+        <w:rPr>
+          <w:b/>
+          <w:bCs/>
+        </w:rPr>
+        <w:t>Screenshot 3 – Add Plant Window or Details Window</w:t>
+      </w:r>
+    </w:p>
+    <w:p>
+      <w:pPr>
+        <w:rPr>
+          <w:b/>
+          <w:bCs/>
+        </w:rPr>
+      </w:pPr>
+      <w:r>
+        <w:rPr>
+          <w:b/>
+          <w:bCs/>
+        </w:rPr>
+        <w:drawing>
+          <wp:inline distT="0" distB="0" distL="0" distR="0" wp14:anchorId="239C2A0C" wp14:editId="45592DDE">
+            <wp:extent cx="2262188" cy="1517309"/>
+            <wp:effectExtent l="0" t="0" r="5080" b="6985"/>
+            <wp:docPr id="1592596389" name="Picture 1" descr="Add Plant,&#10;&#10;AI-generated content may be incorrect."/>
+            <wp:cNvGraphicFramePr>
+              <a:graphicFrameLocks xmlns:a="http://schemas.openxmlformats.org/drawingml/2006/main" noChangeAspect="1"/>
+            </wp:cNvGraphicFramePr>
+            <a:graphic xmlns:a="http://schemas.openxmlformats.org/drawingml/2006/main">
+              <a:graphicData uri="http://schemas.openxmlformats.org/drawingml/2006/picture">
+                <pic:pic xmlns:pic="http://schemas.openxmlformats.org/drawingml/2006/picture">
+                  <pic:nvPicPr>
+                    <pic:cNvPr id="1592596389" name="Picture 1" descr="Add Plant,&#10;&#10;AI-generated content may be incorrect."/>
+                    <pic:cNvPicPr/>
+                  </pic:nvPicPr>
+                  <pic:blipFill>
+                    <a:blip r:embed="rId8"/>
+                    <a:stretch>
+                      <a:fillRect/>
+                    </a:stretch>
+                  </pic:blipFill>
+                  <pic:spPr>
+                    <a:xfrm>
+                      <a:off x="0" y="0"/>
+                      <a:ext cx="2282576" cy="1530984"/>
+                    </a:xfrm>
+                    <a:prstGeom prst="rect">
+                      <a:avLst/>
+                    </a:prstGeom>
+                  </pic:spPr>
+                </pic:pic>
+              </a:graphicData>
+            </a:graphic>
+          </wp:inline>
+        </w:drawing>
+      </w:r>
+    </w:p>
+    <w:p>
+      <w:pPr>
+        <w:rPr>
+          <w:b/>
+          <w:bCs/>
+        </w:rPr>
+      </w:pPr>
+      <w:r>
+        <w:rPr>
+          <w:b/>
+          <w:bCs/>
+        </w:rPr>
+        <w:t>5. Technical Notes</w:t>
+      </w:r>
+    </w:p>
+    <w:p>
+      <w:pPr>
+        <w:rPr>
+          <w:b/>
+          <w:bCs/>
+        </w:rPr>
+      </w:pPr>
+      <w:r>
+        <w:rPr>
+          <w:b/>
+          <w:bCs/>
+        </w:rPr>
+        <w:t>Languages &amp; Libraries</w:t>
       </w:r>
     </w:p>
     <w:p>
       <w:pPr>
         <w:numPr>
           <w:ilvl w:val="0"/>
-          <w:numId w:val="7"/>
+          <w:numId w:val="35"/>
         </w:numPr>
-      </w:pPr>
-      <w:proofErr w:type="spellStart"/>
-      <w:r>
-        <w:t>validate_</w:t>
-      </w:r>
-      <w:proofErr w:type="gramStart"/>
-      <w:r>
-        <w:t>input</w:t>
-      </w:r>
-      <w:proofErr w:type="spellEnd"/>
-      <w:r>
-        <w:t>(</w:t>
-      </w:r>
-      <w:proofErr w:type="gramEnd"/>
-      <w:r>
-        <w:t>) – Ensures correct data types and non</w:t>
-      </w:r>
-      <w:r>
-        <w:noBreakHyphen/>
-        <w:t>empty fields</w:t>
+        <w:rPr>
+          <w:b/>
+          <w:bCs/>
+        </w:rPr>
+      </w:pPr>
+      <w:r>
+        <w:rPr>
+          <w:b/>
+          <w:bCs/>
+        </w:rPr>
+        <w:t>Python 3.</w:t>
+      </w:r>
+      <w:r>
+        <w:rPr>
+          <w:b/>
+          <w:bCs/>
+        </w:rPr>
+        <w:t>14</w:t>
       </w:r>
     </w:p>
     <w:p>
       <w:pPr>
         <w:numPr>
           <w:ilvl w:val="0"/>
-          <w:numId w:val="7"/>
+          <w:numId w:val="35"/>
         </w:numPr>
+        <w:rPr>
+          <w:b/>
+          <w:bCs/>
+        </w:rPr>
       </w:pPr>
       <w:proofErr w:type="spellStart"/>
       <w:r>
-        <w:t>exit_</w:t>
-      </w:r>
+        <w:rPr>
+          <w:b/>
+          <w:bCs/>
+        </w:rPr>
+        <w:t>Tkinter</w:t>
+      </w:r>
+      <w:proofErr w:type="spellEnd"/>
+      <w:r>
+        <w:rPr>
+          <w:b/>
+          <w:bCs/>
+        </w:rPr>
+        <w:t xml:space="preserve"> (GUI)</w:t>
+      </w:r>
+    </w:p>
+    <w:p>
+      <w:pPr>
+        <w:numPr>
+          <w:ilvl w:val="0"/>
+          <w:numId w:val="35"/>
+        </w:numPr>
+        <w:rPr>
+          <w:b/>
+          <w:bCs/>
+        </w:rPr>
+      </w:pPr>
+      <w:r>
+        <w:rPr>
+          <w:b/>
+          <w:bCs/>
+        </w:rPr>
+        <w:t>PIL / Pillow (image handling)</w:t>
+      </w:r>
+    </w:p>
+    <w:p>
+      <w:pPr>
+        <w:numPr>
+          <w:ilvl w:val="0"/>
+          <w:numId w:val="35"/>
+        </w:numPr>
+        <w:rPr>
+          <w:b/>
+          <w:bCs/>
+        </w:rPr>
+      </w:pPr>
+      <w:r>
+        <w:rPr>
+          <w:b/>
+          <w:bCs/>
+        </w:rPr>
+        <w:t>JSON (data storage)</w:t>
+      </w:r>
+    </w:p>
+    <w:p>
+      <w:pPr>
+        <w:rPr>
+          <w:b/>
+          <w:bCs/>
+        </w:rPr>
+      </w:pPr>
+      <w:r>
+        <w:rPr>
+          <w:b/>
+          <w:bCs/>
+        </w:rPr>
+        <w:t>File Structure</w:t>
+      </w:r>
+    </w:p>
+    <w:p>
+      <w:pPr>
+        <w:rPr>
+          <w:b/>
+          <w:bCs/>
+        </w:rPr>
+      </w:pPr>
+      <w:r>
+        <w:rPr>
+          <w:b/>
+          <w:bCs/>
+        </w:rPr>
+        <w:t>Code</w:t>
+      </w:r>
+    </w:p>
+    <w:p>
+      <w:pPr>
+        <w:rPr>
+          <w:b/>
+          <w:bCs/>
+        </w:rPr>
+      </w:pPr>
+      <w:r>
+        <w:rPr>
+          <w:b/>
+          <w:bCs/>
+        </w:rPr>
+        <w:lastRenderedPageBreak/>
+        <w:t>My-Plant-Pal/</w:t>
+      </w:r>
+    </w:p>
+    <w:p>
+      <w:pPr>
+        <w:rPr>
+          <w:b/>
+          <w:bCs/>
+        </w:rPr>
+      </w:pPr>
+      <w:r>
+        <w:rPr>
+          <w:b/>
+          <w:bCs/>
+        </w:rPr>
+        <w:t>│</w:t>
+      </w:r>
+    </w:p>
+    <w:p>
+      <w:pPr>
+        <w:rPr>
+          <w:b/>
+          <w:bCs/>
+        </w:rPr>
+      </w:pPr>
+      <w:r>
+        <w:rPr>
+          <w:rFonts w:ascii="MS Gothic" w:eastAsia="MS Gothic" w:hAnsi="MS Gothic" w:cs="MS Gothic" w:hint="eastAsia"/>
+          <w:b/>
+          <w:bCs/>
+        </w:rPr>
+        <w:t>├</w:t>
+      </w:r>
+      <w:r>
+        <w:rPr>
+          <w:rFonts w:ascii="Aptos" w:hAnsi="Aptos" w:cs="Aptos"/>
+          <w:b/>
+          <w:bCs/>
+        </w:rPr>
+        <w:t>──</w:t>
+      </w:r>
+      <w:r>
+        <w:rPr>
+          <w:b/>
+          <w:bCs/>
+        </w:rPr>
+        <w:t xml:space="preserve"> my_plant_pal.py</w:t>
+      </w:r>
+    </w:p>
+    <w:p>
+      <w:pPr>
+        <w:rPr>
+          <w:b/>
+          <w:bCs/>
+        </w:rPr>
+      </w:pPr>
+      <w:r>
+        <w:rPr>
+          <w:rFonts w:ascii="MS Gothic" w:eastAsia="MS Gothic" w:hAnsi="MS Gothic" w:cs="MS Gothic" w:hint="eastAsia"/>
+          <w:b/>
+          <w:bCs/>
+        </w:rPr>
+        <w:t>├</w:t>
+      </w:r>
+      <w:r>
+        <w:rPr>
+          <w:rFonts w:ascii="Aptos" w:hAnsi="Aptos" w:cs="Aptos"/>
+          <w:b/>
+          <w:bCs/>
+        </w:rPr>
+        <w:t>──</w:t>
+      </w:r>
+      <w:r>
+        <w:rPr>
+          <w:b/>
+          <w:bCs/>
+        </w:rPr>
+        <w:t xml:space="preserve"> </w:t>
+      </w:r>
+      <w:proofErr w:type="spellStart"/>
       <w:proofErr w:type="gramStart"/>
       <w:r>
-        <w:t>program</w:t>
+        <w:rPr>
+          <w:b/>
+          <w:bCs/>
+        </w:rPr>
+        <w:t>plants.json</w:t>
       </w:r>
       <w:proofErr w:type="spellEnd"/>
-      <w:r>
-        <w:t>(</w:t>
-      </w:r>
       <w:proofErr w:type="gramEnd"/>
-      <w:r>
-        <w:t>) – Closes the application safely</w:t>
-      </w:r>
-    </w:p>
-    <w:p>
-      <w:pPr>
-        <w:rPr>
-          <w:b/>
-          <w:bCs/>
-        </w:rPr>
-      </w:pPr>
-    </w:p>
-    <w:p>
-      <w:pPr>
-        <w:rPr>
-          <w:b/>
-          <w:bCs/>
-        </w:rPr>
-      </w:pPr>
-    </w:p>
-    <w:p>
-      <w:pPr>
-        <w:rPr>
-          <w:b/>
-          <w:bCs/>
-        </w:rPr>
-      </w:pPr>
-      <w:r>
-        <w:rPr>
-          <w:b/>
-          <w:bCs/>
-        </w:rPr>
+    </w:p>
+    <w:p>
+      <w:pPr>
+        <w:rPr>
+          <w:b/>
+          <w:bCs/>
+        </w:rPr>
+      </w:pPr>
+      <w:r>
+        <w:rPr>
+          <w:b/>
+          <w:bCs/>
+        </w:rPr>
+        <w:t>└── images/</w:t>
+      </w:r>
+    </w:p>
+    <w:p>
+      <w:pPr>
+        <w:rPr>
+          <w:b/>
+          <w:bCs/>
+        </w:rPr>
+      </w:pPr>
+      <w:r>
+        <w:rPr>
+          <w:b/>
+          <w:bCs/>
+        </w:rPr>
+        <w:t xml:space="preserve">      </w:t>
+      </w:r>
+      <w:r>
+        <w:rPr>
+          <w:rFonts w:ascii="MS Gothic" w:eastAsia="MS Gothic" w:hAnsi="MS Gothic" w:cs="MS Gothic" w:hint="eastAsia"/>
+          <w:b/>
+          <w:bCs/>
+        </w:rPr>
+        <w:t>├</w:t>
+      </w:r>
+      <w:r>
+        <w:rPr>
+          <w:rFonts w:ascii="Aptos" w:hAnsi="Aptos" w:cs="Aptos"/>
+          <w:b/>
+          <w:bCs/>
+        </w:rPr>
+        <w:t>──</w:t>
+      </w:r>
+      <w:r>
+        <w:rPr>
+          <w:b/>
+          <w:bCs/>
+        </w:rPr>
+        <w:t xml:space="preserve"> add.png</w:t>
+      </w:r>
+    </w:p>
+    <w:p>
+      <w:pPr>
+        <w:rPr>
+          <w:b/>
+          <w:bCs/>
+        </w:rPr>
+      </w:pPr>
+      <w:r>
+        <w:rPr>
+          <w:b/>
+          <w:bCs/>
+        </w:rPr>
+        <w:t xml:space="preserve">      </w:t>
+      </w:r>
+      <w:r>
+        <w:rPr>
+          <w:rFonts w:ascii="MS Gothic" w:eastAsia="MS Gothic" w:hAnsi="MS Gothic" w:cs="MS Gothic" w:hint="eastAsia"/>
+          <w:b/>
+          <w:bCs/>
+        </w:rPr>
+        <w:t>├</w:t>
+      </w:r>
+      <w:r>
+        <w:rPr>
+          <w:rFonts w:ascii="Aptos" w:hAnsi="Aptos" w:cs="Aptos"/>
+          <w:b/>
+          <w:bCs/>
+        </w:rPr>
+        <w:t>──</w:t>
+      </w:r>
+      <w:r>
+        <w:rPr>
+          <w:b/>
+          <w:bCs/>
+        </w:rPr>
+        <w:t xml:space="preserve"> delete.png</w:t>
+      </w:r>
+    </w:p>
+    <w:p>
+      <w:pPr>
+        <w:rPr>
+          <w:b/>
+          <w:bCs/>
+        </w:rPr>
+      </w:pPr>
+      <w:r>
+        <w:rPr>
+          <w:b/>
+          <w:bCs/>
+        </w:rPr>
+        <w:t xml:space="preserve">      </w:t>
+      </w:r>
+      <w:r>
+        <w:rPr>
+          <w:rFonts w:ascii="MS Gothic" w:eastAsia="MS Gothic" w:hAnsi="MS Gothic" w:cs="MS Gothic" w:hint="eastAsia"/>
+          <w:b/>
+          <w:bCs/>
+        </w:rPr>
+        <w:t>├</w:t>
+      </w:r>
+      <w:r>
+        <w:rPr>
+          <w:rFonts w:ascii="Aptos" w:hAnsi="Aptos" w:cs="Aptos"/>
+          <w:b/>
+          <w:bCs/>
+        </w:rPr>
+        <w:t>──</w:t>
+      </w:r>
+      <w:r>
+        <w:rPr>
+          <w:b/>
+          <w:bCs/>
+        </w:rPr>
+        <w:t xml:space="preserve"> leaf.png</w:t>
+      </w:r>
+    </w:p>
+    <w:p>
+      <w:pPr>
+        <w:rPr>
+          <w:b/>
+          <w:bCs/>
+        </w:rPr>
+      </w:pPr>
+      <w:r>
+        <w:rPr>
+          <w:b/>
+          <w:bCs/>
+        </w:rPr>
+        <w:t xml:space="preserve">      </w:t>
+      </w:r>
+      <w:r>
+        <w:rPr>
+          <w:rFonts w:ascii="MS Gothic" w:eastAsia="MS Gothic" w:hAnsi="MS Gothic" w:cs="MS Gothic" w:hint="eastAsia"/>
+          <w:b/>
+          <w:bCs/>
+        </w:rPr>
+        <w:t>├</w:t>
+      </w:r>
+      <w:r>
+        <w:rPr>
+          <w:rFonts w:ascii="Aptos" w:hAnsi="Aptos" w:cs="Aptos"/>
+          <w:b/>
+          <w:bCs/>
+        </w:rPr>
+        <w:t>──</w:t>
+      </w:r>
+      <w:r>
+        <w:rPr>
+          <w:b/>
+          <w:bCs/>
+        </w:rPr>
+        <w:t xml:space="preserve"> water.png</w:t>
+      </w:r>
+    </w:p>
+    <w:p>
+      <w:pPr>
+        <w:rPr>
+          <w:b/>
+          <w:bCs/>
+        </w:rPr>
+      </w:pPr>
+      <w:r>
+        <w:rPr>
+          <w:b/>
+          <w:bCs/>
+        </w:rPr>
+        <w:t xml:space="preserve">      └── default.png</w:t>
+      </w:r>
+    </w:p>
+    <w:p>
+      <w:pPr>
+        <w:rPr>
+          <w:b/>
+          <w:bCs/>
+        </w:rPr>
+      </w:pPr>
+      <w:r>
+        <w:rPr>
+          <w:b/>
+          <w:bCs/>
+        </w:rPr>
+        <w:t>Data Format (</w:t>
+      </w:r>
+      <w:proofErr w:type="spellStart"/>
+      <w:proofErr w:type="gramStart"/>
+      <w:r>
+        <w:rPr>
+          <w:b/>
+          <w:bCs/>
+        </w:rPr>
+        <w:t>plants.json</w:t>
+      </w:r>
+      <w:proofErr w:type="spellEnd"/>
+      <w:proofErr w:type="gramEnd"/>
+      <w:r>
+        <w:rPr>
+          <w:b/>
+          <w:bCs/>
+        </w:rPr>
+        <w:t>)</w:t>
+      </w:r>
+    </w:p>
+    <w:p>
+      <w:pPr>
+        <w:rPr>
+          <w:b/>
+          <w:bCs/>
+        </w:rPr>
+      </w:pPr>
+      <w:r>
+        <w:rPr>
+          <w:b/>
+          <w:bCs/>
+        </w:rPr>
+        <w:t>Each plant is stored as:</w:t>
+      </w:r>
+    </w:p>
+    <w:p>
+      <w:pPr>
+        <w:rPr>
+          <w:b/>
+          <w:bCs/>
+        </w:rPr>
+      </w:pPr>
+      <w:proofErr w:type="spellStart"/>
+      <w:r>
+        <w:rPr>
+          <w:b/>
+          <w:bCs/>
+        </w:rPr>
+        <w:t>json</w:t>
+      </w:r>
+      <w:proofErr w:type="spellEnd"/>
+    </w:p>
+    <w:p>
+      <w:pPr>
+        <w:rPr>
+          <w:b/>
+          <w:bCs/>
+        </w:rPr>
+      </w:pPr>
+      <w:r>
+        <w:rPr>
+          <w:b/>
+          <w:bCs/>
+        </w:rPr>
+        <w:t>{</w:t>
+      </w:r>
+    </w:p>
+    <w:p>
+      <w:pPr>
+        <w:rPr>
+          <w:b/>
+          <w:bCs/>
+        </w:rPr>
+      </w:pPr>
+      <w:r>
+        <w:rPr>
+          <w:b/>
+          <w:bCs/>
+        </w:rPr>
+        <w:t xml:space="preserve">  "name": "Aloe Vera",</w:t>
+      </w:r>
+    </w:p>
+    <w:p>
+      <w:pPr>
+        <w:rPr>
+          <w:b/>
+          <w:bCs/>
+        </w:rPr>
+      </w:pPr>
+      <w:r>
+        <w:rPr>
+          <w:b/>
+          <w:bCs/>
+        </w:rPr>
+        <w:t xml:space="preserve">  "water": 7,</w:t>
+      </w:r>
+    </w:p>
+    <w:p>
+      <w:pPr>
+        <w:rPr>
+          <w:b/>
+          <w:bCs/>
+        </w:rPr>
+      </w:pPr>
+      <w:r>
+        <w:rPr>
+          <w:b/>
+          <w:bCs/>
+        </w:rPr>
+        <w:t xml:space="preserve">  "sun": "High",</w:t>
+      </w:r>
+    </w:p>
+    <w:p>
+      <w:pPr>
+        <w:rPr>
+          <w:b/>
+          <w:bCs/>
+        </w:rPr>
+      </w:pPr>
+      <w:r>
+        <w:rPr>
+          <w:b/>
+          <w:bCs/>
+        </w:rPr>
+        <w:t xml:space="preserve">  "image": "path/to/image.jpg",</w:t>
+      </w:r>
+    </w:p>
+    <w:p>
+      <w:pPr>
+        <w:rPr>
+          <w:b/>
+          <w:bCs/>
+        </w:rPr>
+      </w:pPr>
+      <w:r>
+        <w:rPr>
+          <w:b/>
+          <w:bCs/>
+        </w:rPr>
+        <w:t xml:space="preserve">  "</w:t>
+      </w:r>
+      <w:proofErr w:type="spellStart"/>
+      <w:proofErr w:type="gramStart"/>
+      <w:r>
+        <w:rPr>
+          <w:b/>
+          <w:bCs/>
+        </w:rPr>
+        <w:t>last</w:t>
+      </w:r>
+      <w:proofErr w:type="gramEnd"/>
+      <w:r>
+        <w:rPr>
+          <w:b/>
+          <w:bCs/>
+        </w:rPr>
+        <w:t>_watered</w:t>
+      </w:r>
+      <w:proofErr w:type="spellEnd"/>
+      <w:r>
+        <w:rPr>
+          <w:b/>
+          <w:bCs/>
+        </w:rPr>
+        <w:t>": "2026-03-05"</w:t>
+      </w:r>
+    </w:p>
+    <w:p>
+      <w:pPr>
+        <w:rPr>
+          <w:b/>
+          <w:bCs/>
+        </w:rPr>
+      </w:pPr>
+      <w:r>
+        <w:rPr>
+          <w:b/>
+          <w:bCs/>
+        </w:rPr>
+        <w:t>}</w:t>
+      </w:r>
+    </w:p>
+    <w:p>
+      <w:pPr>
+        <w:rPr>
+          <w:b/>
+          <w:bCs/>
+        </w:rPr>
+      </w:pPr>
+      <w:r>
+        <w:rPr>
+          <w:b/>
+          <w:bCs/>
+        </w:rPr>
+        <w:t>6. Summary</w:t>
+      </w:r>
+    </w:p>
+    <w:p>
+      <w:pPr>
+        <w:rPr>
+          <w:b/>
+          <w:bCs/>
+        </w:rPr>
+      </w:pPr>
+      <w:r>
+        <w:rPr>
+          <w:b/>
+          <w:bCs/>
+          <w:i/>
+          <w:iCs/>
+        </w:rPr>
+        <w:t>My Plant Pal</w:t>
+      </w:r>
+      <w:r>
+        <w:rPr>
+          <w:b/>
+          <w:bCs/>
+        </w:rPr>
+        <w:t xml:space="preserve"> is a polished, theme</w:t>
+      </w:r>
+      <w:r>
+        <w:rPr>
+          <w:b/>
+          <w:bCs/>
+        </w:rPr>
+        <w:noBreakHyphen/>
+        <w:t xml:space="preserve">aware plant tracking application with persistent storage, image support, and a clean UI. It demonstrates strong use of </w:t>
+      </w:r>
+      <w:proofErr w:type="spellStart"/>
+      <w:r>
+        <w:rPr>
+          <w:b/>
+          <w:bCs/>
+        </w:rPr>
+        <w:t>Tkinter</w:t>
+      </w:r>
+      <w:proofErr w:type="spellEnd"/>
+      <w:r>
+        <w:rPr>
+          <w:b/>
+          <w:bCs/>
+        </w:rPr>
+        <w:t xml:space="preserve"> widgets, event handling, custom styling, and modular design.</w:t>
+      </w:r>
+    </w:p>
+    <w:p>
+      <w:pPr>
+        <w:rPr>
+          <w:b/>
+          <w:bCs/>
+        </w:rPr>
+      </w:pPr>
+    </w:p>
+    <w:p>
+      <w:pPr>
+        <w:rPr>
+          <w:b/>
+          <w:bCs/>
+        </w:rPr>
+      </w:pPr>
+    </w:p>
+    <w:p>
+      <w:pPr>
+        <w:rPr>
+          <w:b/>
+          <w:bCs/>
+        </w:rPr>
+      </w:pPr>
+      <w:r>
+        <w:rPr>
+          <w:b/>
+          <w:bCs/>
+        </w:rPr>
+        <w:lastRenderedPageBreak/>
         <w:t>My Plant Pal — Project Status Report</w:t>
       </w:r>
     </w:p>
@@ -944,7 +2278,6 @@
           <w:b/>
           <w:bCs/>
         </w:rPr>
-        <w:lastRenderedPageBreak/>
         <w:t>UI/UX Improvements</w:t>
       </w:r>
     </w:p>
@@ -1109,6 +2442,7 @@
           <w:b/>
           <w:bCs/>
         </w:rPr>
+        <w:lastRenderedPageBreak/>
         <w:t>JSON load errors</w:t>
       </w:r>
       <w:r>
@@ -1277,7 +2611,6 @@
           <w:b/>
           <w:bCs/>
         </w:rPr>
-        <w:lastRenderedPageBreak/>
         <w:t>Settings Menu</w:t>
       </w:r>
       <w:r>
@@ -1335,13 +2668,7 @@
       </w:r>
       <w:r>
         <w:noBreakHyphen/>
-        <w:t xml:space="preserve">new </w:t>
-      </w:r>
-      <w:r>
-        <w:t>dashboard</w:t>
-      </w:r>
-      <w:r>
-        <w:t xml:space="preserve"> appears when the app launches. It includes:</w:t>
+        <w:t>new dashboard appears when the app launches. It includes:</w:t>
       </w:r>
     </w:p>
     <w:p>
@@ -1400,6 +2727,7 @@
         </w:numPr>
       </w:pPr>
       <w:r>
+        <w:lastRenderedPageBreak/>
         <w:t>Healthy</w:t>
       </w:r>
     </w:p>
@@ -1515,7 +2843,6 @@
     </w:p>
     <w:p>
       <w:r>
-        <w:lastRenderedPageBreak/>
         <w:t>3. Page Switching System</w:t>
       </w:r>
     </w:p>
@@ -1664,6 +2991,7 @@
     </w:p>
     <w:p>
       <w:r>
+        <w:lastRenderedPageBreak/>
         <w:t>This permanently fixes the "-image" missing error.</w:t>
       </w:r>
     </w:p>
@@ -1771,7 +3099,6 @@
         </w:numPr>
       </w:pPr>
       <w:r>
-        <w:lastRenderedPageBreak/>
         <w:t xml:space="preserve">Some frames </w:t>
       </w:r>
       <w:proofErr w:type="gramStart"/>
@@ -1894,6 +3221,570 @@
 <file path=word/numbering.xml><?xml version="1.0" encoding="utf-8"?>
 <w:numbering xmlns:wpc="http://schemas.microsoft.com/office/word/2010/wordprocessingCanvas" xmlns:cx="http://schemas.microsoft.com/office/drawing/2014/chartex" xmlns:cx1="http://schemas.microsoft.com/office/drawing/2015/9/8/chartex" xmlns:cx2="http://schemas.microsoft.com/office/drawing/2015/10/21/chartex" xmlns:cx3="http://schemas.microsoft.com/office/drawing/2016/5/9/chartex" xmlns:cx4="http://schemas.microsoft.com/office/drawing/2016/5/10/chartex" xmlns:cx5="http://schemas.microsoft.com/office/drawing/2016/5/11/chartex" xmlns:cx6="http://schemas.microsoft.com/office/drawing/2016/5/12/chartex" xmlns:cx7="http://schemas.microsoft.com/office/drawing/2016/5/13/chartex" xmlns:cx8="http://schemas.microsoft.com/office/drawing/2016/5/14/chartex" xmlns:mc="http://schemas.openxmlformats.org/markup-compatibility/2006" xmlns:aink="http://schemas.microsoft.com/office/drawing/2016/ink" xmlns:am3d="http://schemas.microsoft.com/office/drawing/2017/model3d" xmlns:o="urn:schemas-microsoft-com:office:office" xmlns:oel="http://schemas.microsoft.com/office/2019/extlst" xmlns:r="http://schemas.openxmlformats.org/officeDocument/2006/relationships" xmlns:m="http://schemas.openxmlformats.org/officeDocument/2006/math" xmlns:v="urn:schemas-microsoft-com:vml" xmlns:wp14="http://schemas.microsoft.com/office/word/2010/wordprocessingDrawing" xmlns:wp="http://schemas.openxmlformats.org/drawingml/2006/wordprocessingDrawing" xmlns:w10="urn:schemas-microsoft-com:office:word" xmlns:w="http://schemas.openxmlformats.org/wordprocessingml/2006/main" xmlns:w14="http://schemas.microsoft.com/office/word/2010/wordml" xmlns:w15="http://schemas.microsoft.com/office/word/2012/wordml" xmlns:w16cex="http://schemas.microsoft.com/office/word/2018/wordml/cex" xmlns:w16cid="http://schemas.microsoft.com/office/word/2016/wordml/cid" xmlns:w16="http://schemas.microsoft.com/office/word/2018/wordml" xmlns:w16du="http://schemas.microsoft.com/office/word/2023/wordml/word16du" xmlns:w16sdtdh="http://schemas.microsoft.com/office/word/2020/wordml/sdtdatahash" xmlns:w16sdtfl="http://schemas.microsoft.com/office/word/2024/wordml/sdtformatlock" xmlns:w16se="http://schemas.microsoft.com/office/word/2015/wordml/symex" xmlns:wpg="http://schemas.microsoft.com/office/word/2010/wordprocessingGroup" xmlns:wpi="http://schemas.microsoft.com/office/word/2010/wordprocessingInk" xmlns:wne="http://schemas.microsoft.com/office/word/2006/wordml" xmlns:wps="http://schemas.microsoft.com/office/word/2010/wordprocessingShape" mc:Ignorable="w14 w15 w16se w16cid w16 w16cex w16sdtdh w16sdtfl w16du wp14">
   <w:abstractNum w:abstractNumId="0" w15:restartNumberingAfterBreak="0">
+    <w:nsid w:val="06EF3387"/>
+    <w:multiLevelType w:val="multilevel"/>
+    <w:tmpl w:val="1BBE95AE"/>
+    <w:lvl w:ilvl="0">
+      <w:start w:val="1"/>
+      <w:numFmt w:val="bullet"/>
+      <w:lvlText w:val=""/>
+      <w:lvlJc w:val="left"/>
+      <w:pPr>
+        <w:tabs>
+          <w:tab w:val="num" w:pos="720"/>
+        </w:tabs>
+        <w:ind w:left="720" w:hanging="360"/>
+      </w:pPr>
+      <w:rPr>
+        <w:rFonts w:ascii="Symbol" w:hAnsi="Symbol" w:hint="default"/>
+        <w:sz w:val="20"/>
+      </w:rPr>
+    </w:lvl>
+    <w:lvl w:ilvl="1" w:tentative="1">
+      <w:start w:val="1"/>
+      <w:numFmt w:val="bullet"/>
+      <w:lvlText w:val="o"/>
+      <w:lvlJc w:val="left"/>
+      <w:pPr>
+        <w:tabs>
+          <w:tab w:val="num" w:pos="1440"/>
+        </w:tabs>
+        <w:ind w:left="1440" w:hanging="360"/>
+      </w:pPr>
+      <w:rPr>
+        <w:rFonts w:ascii="Courier New" w:hAnsi="Courier New" w:hint="default"/>
+        <w:sz w:val="20"/>
+      </w:rPr>
+    </w:lvl>
+    <w:lvl w:ilvl="2" w:tentative="1">
+      <w:start w:val="1"/>
+      <w:numFmt w:val="bullet"/>
+      <w:lvlText w:val=""/>
+      <w:lvlJc w:val="left"/>
+      <w:pPr>
+        <w:tabs>
+          <w:tab w:val="num" w:pos="2160"/>
+        </w:tabs>
+        <w:ind w:left="2160" w:hanging="360"/>
+      </w:pPr>
+      <w:rPr>
+        <w:rFonts w:ascii="Wingdings" w:hAnsi="Wingdings" w:hint="default"/>
+        <w:sz w:val="20"/>
+      </w:rPr>
+    </w:lvl>
+    <w:lvl w:ilvl="3" w:tentative="1">
+      <w:start w:val="1"/>
+      <w:numFmt w:val="bullet"/>
+      <w:lvlText w:val=""/>
+      <w:lvlJc w:val="left"/>
+      <w:pPr>
+        <w:tabs>
+          <w:tab w:val="num" w:pos="2880"/>
+        </w:tabs>
+        <w:ind w:left="2880" w:hanging="360"/>
+      </w:pPr>
+      <w:rPr>
+        <w:rFonts w:ascii="Wingdings" w:hAnsi="Wingdings" w:hint="default"/>
+        <w:sz w:val="20"/>
+      </w:rPr>
+    </w:lvl>
+    <w:lvl w:ilvl="4" w:tentative="1">
+      <w:start w:val="1"/>
+      <w:numFmt w:val="bullet"/>
+      <w:lvlText w:val=""/>
+      <w:lvlJc w:val="left"/>
+      <w:pPr>
+        <w:tabs>
+          <w:tab w:val="num" w:pos="3600"/>
+        </w:tabs>
+        <w:ind w:left="3600" w:hanging="360"/>
+      </w:pPr>
+      <w:rPr>
+        <w:rFonts w:ascii="Wingdings" w:hAnsi="Wingdings" w:hint="default"/>
+        <w:sz w:val="20"/>
+      </w:rPr>
+    </w:lvl>
+    <w:lvl w:ilvl="5" w:tentative="1">
+      <w:start w:val="1"/>
+      <w:numFmt w:val="bullet"/>
+      <w:lvlText w:val=""/>
+      <w:lvlJc w:val="left"/>
+      <w:pPr>
+        <w:tabs>
+          <w:tab w:val="num" w:pos="4320"/>
+        </w:tabs>
+        <w:ind w:left="4320" w:hanging="360"/>
+      </w:pPr>
+      <w:rPr>
+        <w:rFonts w:ascii="Wingdings" w:hAnsi="Wingdings" w:hint="default"/>
+        <w:sz w:val="20"/>
+      </w:rPr>
+    </w:lvl>
+    <w:lvl w:ilvl="6" w:tentative="1">
+      <w:start w:val="1"/>
+      <w:numFmt w:val="bullet"/>
+      <w:lvlText w:val=""/>
+      <w:lvlJc w:val="left"/>
+      <w:pPr>
+        <w:tabs>
+          <w:tab w:val="num" w:pos="5040"/>
+        </w:tabs>
+        <w:ind w:left="5040" w:hanging="360"/>
+      </w:pPr>
+      <w:rPr>
+        <w:rFonts w:ascii="Wingdings" w:hAnsi="Wingdings" w:hint="default"/>
+        <w:sz w:val="20"/>
+      </w:rPr>
+    </w:lvl>
+    <w:lvl w:ilvl="7" w:tentative="1">
+      <w:start w:val="1"/>
+      <w:numFmt w:val="bullet"/>
+      <w:lvlText w:val=""/>
+      <w:lvlJc w:val="left"/>
+      <w:pPr>
+        <w:tabs>
+          <w:tab w:val="num" w:pos="5760"/>
+        </w:tabs>
+        <w:ind w:left="5760" w:hanging="360"/>
+      </w:pPr>
+      <w:rPr>
+        <w:rFonts w:ascii="Wingdings" w:hAnsi="Wingdings" w:hint="default"/>
+        <w:sz w:val="20"/>
+      </w:rPr>
+    </w:lvl>
+    <w:lvl w:ilvl="8" w:tentative="1">
+      <w:start w:val="1"/>
+      <w:numFmt w:val="bullet"/>
+      <w:lvlText w:val=""/>
+      <w:lvlJc w:val="left"/>
+      <w:pPr>
+        <w:tabs>
+          <w:tab w:val="num" w:pos="6480"/>
+        </w:tabs>
+        <w:ind w:left="6480" w:hanging="360"/>
+      </w:pPr>
+      <w:rPr>
+        <w:rFonts w:ascii="Wingdings" w:hAnsi="Wingdings" w:hint="default"/>
+        <w:sz w:val="20"/>
+      </w:rPr>
+    </w:lvl>
+  </w:abstractNum>
+  <w:abstractNum w:abstractNumId="1" w15:restartNumberingAfterBreak="0">
+    <w:nsid w:val="0832199C"/>
+    <w:multiLevelType w:val="multilevel"/>
+    <w:tmpl w:val="3EFC9B14"/>
+    <w:lvl w:ilvl="0">
+      <w:start w:val="1"/>
+      <w:numFmt w:val="decimal"/>
+      <w:lvlText w:val="%1."/>
+      <w:lvlJc w:val="left"/>
+      <w:pPr>
+        <w:tabs>
+          <w:tab w:val="num" w:pos="720"/>
+        </w:tabs>
+        <w:ind w:left="720" w:hanging="360"/>
+      </w:pPr>
+    </w:lvl>
+    <w:lvl w:ilvl="1">
+      <w:start w:val="1"/>
+      <w:numFmt w:val="bullet"/>
+      <w:lvlText w:val="o"/>
+      <w:lvlJc w:val="left"/>
+      <w:pPr>
+        <w:tabs>
+          <w:tab w:val="num" w:pos="1440"/>
+        </w:tabs>
+        <w:ind w:left="1440" w:hanging="360"/>
+      </w:pPr>
+      <w:rPr>
+        <w:rFonts w:ascii="Courier New" w:hAnsi="Courier New" w:hint="default"/>
+        <w:sz w:val="20"/>
+      </w:rPr>
+    </w:lvl>
+    <w:lvl w:ilvl="2" w:tentative="1">
+      <w:start w:val="1"/>
+      <w:numFmt w:val="decimal"/>
+      <w:lvlText w:val="%3."/>
+      <w:lvlJc w:val="left"/>
+      <w:pPr>
+        <w:tabs>
+          <w:tab w:val="num" w:pos="2160"/>
+        </w:tabs>
+        <w:ind w:left="2160" w:hanging="360"/>
+      </w:pPr>
+    </w:lvl>
+    <w:lvl w:ilvl="3" w:tentative="1">
+      <w:start w:val="1"/>
+      <w:numFmt w:val="decimal"/>
+      <w:lvlText w:val="%4."/>
+      <w:lvlJc w:val="left"/>
+      <w:pPr>
+        <w:tabs>
+          <w:tab w:val="num" w:pos="2880"/>
+        </w:tabs>
+        <w:ind w:left="2880" w:hanging="360"/>
+      </w:pPr>
+    </w:lvl>
+    <w:lvl w:ilvl="4" w:tentative="1">
+      <w:start w:val="1"/>
+      <w:numFmt w:val="decimal"/>
+      <w:lvlText w:val="%5."/>
+      <w:lvlJc w:val="left"/>
+      <w:pPr>
+        <w:tabs>
+          <w:tab w:val="num" w:pos="3600"/>
+        </w:tabs>
+        <w:ind w:left="3600" w:hanging="360"/>
+      </w:pPr>
+    </w:lvl>
+    <w:lvl w:ilvl="5" w:tentative="1">
+      <w:start w:val="1"/>
+      <w:numFmt w:val="decimal"/>
+      <w:lvlText w:val="%6."/>
+      <w:lvlJc w:val="left"/>
+      <w:pPr>
+        <w:tabs>
+          <w:tab w:val="num" w:pos="4320"/>
+        </w:tabs>
+        <w:ind w:left="4320" w:hanging="360"/>
+      </w:pPr>
+    </w:lvl>
+    <w:lvl w:ilvl="6" w:tentative="1">
+      <w:start w:val="1"/>
+      <w:numFmt w:val="decimal"/>
+      <w:lvlText w:val="%7."/>
+      <w:lvlJc w:val="left"/>
+      <w:pPr>
+        <w:tabs>
+          <w:tab w:val="num" w:pos="5040"/>
+        </w:tabs>
+        <w:ind w:left="5040" w:hanging="360"/>
+      </w:pPr>
+    </w:lvl>
+    <w:lvl w:ilvl="7" w:tentative="1">
+      <w:start w:val="1"/>
+      <w:numFmt w:val="decimal"/>
+      <w:lvlText w:val="%8."/>
+      <w:lvlJc w:val="left"/>
+      <w:pPr>
+        <w:tabs>
+          <w:tab w:val="num" w:pos="5760"/>
+        </w:tabs>
+        <w:ind w:left="5760" w:hanging="360"/>
+      </w:pPr>
+    </w:lvl>
+    <w:lvl w:ilvl="8" w:tentative="1">
+      <w:start w:val="1"/>
+      <w:numFmt w:val="decimal"/>
+      <w:lvlText w:val="%9."/>
+      <w:lvlJc w:val="left"/>
+      <w:pPr>
+        <w:tabs>
+          <w:tab w:val="num" w:pos="6480"/>
+        </w:tabs>
+        <w:ind w:left="6480" w:hanging="360"/>
+      </w:pPr>
+    </w:lvl>
+  </w:abstractNum>
+  <w:abstractNum w:abstractNumId="2" w15:restartNumberingAfterBreak="0">
+    <w:nsid w:val="0F777B34"/>
+    <w:multiLevelType w:val="multilevel"/>
+    <w:tmpl w:val="89DC3C8C"/>
+    <w:lvl w:ilvl="0">
+      <w:start w:val="1"/>
+      <w:numFmt w:val="bullet"/>
+      <w:lvlText w:val=""/>
+      <w:lvlJc w:val="left"/>
+      <w:pPr>
+        <w:tabs>
+          <w:tab w:val="num" w:pos="720"/>
+        </w:tabs>
+        <w:ind w:left="720" w:hanging="360"/>
+      </w:pPr>
+      <w:rPr>
+        <w:rFonts w:ascii="Symbol" w:hAnsi="Symbol" w:hint="default"/>
+        <w:sz w:val="20"/>
+      </w:rPr>
+    </w:lvl>
+    <w:lvl w:ilvl="1" w:tentative="1">
+      <w:start w:val="1"/>
+      <w:numFmt w:val="bullet"/>
+      <w:lvlText w:val="o"/>
+      <w:lvlJc w:val="left"/>
+      <w:pPr>
+        <w:tabs>
+          <w:tab w:val="num" w:pos="1440"/>
+        </w:tabs>
+        <w:ind w:left="1440" w:hanging="360"/>
+      </w:pPr>
+      <w:rPr>
+        <w:rFonts w:ascii="Courier New" w:hAnsi="Courier New" w:hint="default"/>
+        <w:sz w:val="20"/>
+      </w:rPr>
+    </w:lvl>
+    <w:lvl w:ilvl="2" w:tentative="1">
+      <w:start w:val="1"/>
+      <w:numFmt w:val="bullet"/>
+      <w:lvlText w:val=""/>
+      <w:lvlJc w:val="left"/>
+      <w:pPr>
+        <w:tabs>
+          <w:tab w:val="num" w:pos="2160"/>
+        </w:tabs>
+        <w:ind w:left="2160" w:hanging="360"/>
+      </w:pPr>
+      <w:rPr>
+        <w:rFonts w:ascii="Wingdings" w:hAnsi="Wingdings" w:hint="default"/>
+        <w:sz w:val="20"/>
+      </w:rPr>
+    </w:lvl>
+    <w:lvl w:ilvl="3" w:tentative="1">
+      <w:start w:val="1"/>
+      <w:numFmt w:val="bullet"/>
+      <w:lvlText w:val=""/>
+      <w:lvlJc w:val="left"/>
+      <w:pPr>
+        <w:tabs>
+          <w:tab w:val="num" w:pos="2880"/>
+        </w:tabs>
+        <w:ind w:left="2880" w:hanging="360"/>
+      </w:pPr>
+      <w:rPr>
+        <w:rFonts w:ascii="Wingdings" w:hAnsi="Wingdings" w:hint="default"/>
+        <w:sz w:val="20"/>
+      </w:rPr>
+    </w:lvl>
+    <w:lvl w:ilvl="4" w:tentative="1">
+      <w:start w:val="1"/>
+      <w:numFmt w:val="bullet"/>
+      <w:lvlText w:val=""/>
+      <w:lvlJc w:val="left"/>
+      <w:pPr>
+        <w:tabs>
+          <w:tab w:val="num" w:pos="3600"/>
+        </w:tabs>
+        <w:ind w:left="3600" w:hanging="360"/>
+      </w:pPr>
+      <w:rPr>
+        <w:rFonts w:ascii="Wingdings" w:hAnsi="Wingdings" w:hint="default"/>
+        <w:sz w:val="20"/>
+      </w:rPr>
+    </w:lvl>
+    <w:lvl w:ilvl="5" w:tentative="1">
+      <w:start w:val="1"/>
+      <w:numFmt w:val="bullet"/>
+      <w:lvlText w:val=""/>
+      <w:lvlJc w:val="left"/>
+      <w:pPr>
+        <w:tabs>
+          <w:tab w:val="num" w:pos="4320"/>
+        </w:tabs>
+        <w:ind w:left="4320" w:hanging="360"/>
+      </w:pPr>
+      <w:rPr>
+        <w:rFonts w:ascii="Wingdings" w:hAnsi="Wingdings" w:hint="default"/>
+        <w:sz w:val="20"/>
+      </w:rPr>
+    </w:lvl>
+    <w:lvl w:ilvl="6" w:tentative="1">
+      <w:start w:val="1"/>
+      <w:numFmt w:val="bullet"/>
+      <w:lvlText w:val=""/>
+      <w:lvlJc w:val="left"/>
+      <w:pPr>
+        <w:tabs>
+          <w:tab w:val="num" w:pos="5040"/>
+        </w:tabs>
+        <w:ind w:left="5040" w:hanging="360"/>
+      </w:pPr>
+      <w:rPr>
+        <w:rFonts w:ascii="Wingdings" w:hAnsi="Wingdings" w:hint="default"/>
+        <w:sz w:val="20"/>
+      </w:rPr>
+    </w:lvl>
+    <w:lvl w:ilvl="7" w:tentative="1">
+      <w:start w:val="1"/>
+      <w:numFmt w:val="bullet"/>
+      <w:lvlText w:val=""/>
+      <w:lvlJc w:val="left"/>
+      <w:pPr>
+        <w:tabs>
+          <w:tab w:val="num" w:pos="5760"/>
+        </w:tabs>
+        <w:ind w:left="5760" w:hanging="360"/>
+      </w:pPr>
+      <w:rPr>
+        <w:rFonts w:ascii="Wingdings" w:hAnsi="Wingdings" w:hint="default"/>
+        <w:sz w:val="20"/>
+      </w:rPr>
+    </w:lvl>
+    <w:lvl w:ilvl="8" w:tentative="1">
+      <w:start w:val="1"/>
+      <w:numFmt w:val="bullet"/>
+      <w:lvlText w:val=""/>
+      <w:lvlJc w:val="left"/>
+      <w:pPr>
+        <w:tabs>
+          <w:tab w:val="num" w:pos="6480"/>
+        </w:tabs>
+        <w:ind w:left="6480" w:hanging="360"/>
+      </w:pPr>
+      <w:rPr>
+        <w:rFonts w:ascii="Wingdings" w:hAnsi="Wingdings" w:hint="default"/>
+        <w:sz w:val="20"/>
+      </w:rPr>
+    </w:lvl>
+  </w:abstractNum>
+  <w:abstractNum w:abstractNumId="3" w15:restartNumberingAfterBreak="0">
+    <w:nsid w:val="12BB54E9"/>
+    <w:multiLevelType w:val="multilevel"/>
+    <w:tmpl w:val="874A89B0"/>
+    <w:lvl w:ilvl="0">
+      <w:start w:val="1"/>
+      <w:numFmt w:val="bullet"/>
+      <w:lvlText w:val=""/>
+      <w:lvlJc w:val="left"/>
+      <w:pPr>
+        <w:tabs>
+          <w:tab w:val="num" w:pos="720"/>
+        </w:tabs>
+        <w:ind w:left="720" w:hanging="360"/>
+      </w:pPr>
+      <w:rPr>
+        <w:rFonts w:ascii="Symbol" w:hAnsi="Symbol" w:hint="default"/>
+        <w:sz w:val="20"/>
+      </w:rPr>
+    </w:lvl>
+    <w:lvl w:ilvl="1" w:tentative="1">
+      <w:start w:val="1"/>
+      <w:numFmt w:val="bullet"/>
+      <w:lvlText w:val="o"/>
+      <w:lvlJc w:val="left"/>
+      <w:pPr>
+        <w:tabs>
+          <w:tab w:val="num" w:pos="1440"/>
+        </w:tabs>
+        <w:ind w:left="1440" w:hanging="360"/>
+      </w:pPr>
+      <w:rPr>
+        <w:rFonts w:ascii="Courier New" w:hAnsi="Courier New" w:hint="default"/>
+        <w:sz w:val="20"/>
+      </w:rPr>
+    </w:lvl>
+    <w:lvl w:ilvl="2" w:tentative="1">
+      <w:start w:val="1"/>
+      <w:numFmt w:val="bullet"/>
+      <w:lvlText w:val=""/>
+      <w:lvlJc w:val="left"/>
+      <w:pPr>
+        <w:tabs>
+          <w:tab w:val="num" w:pos="2160"/>
+        </w:tabs>
+        <w:ind w:left="2160" w:hanging="360"/>
+      </w:pPr>
+      <w:rPr>
+        <w:rFonts w:ascii="Wingdings" w:hAnsi="Wingdings" w:hint="default"/>
+        <w:sz w:val="20"/>
+      </w:rPr>
+    </w:lvl>
+    <w:lvl w:ilvl="3" w:tentative="1">
+      <w:start w:val="1"/>
+      <w:numFmt w:val="bullet"/>
+      <w:lvlText w:val=""/>
+      <w:lvlJc w:val="left"/>
+      <w:pPr>
+        <w:tabs>
+          <w:tab w:val="num" w:pos="2880"/>
+        </w:tabs>
+        <w:ind w:left="2880" w:hanging="360"/>
+      </w:pPr>
+      <w:rPr>
+        <w:rFonts w:ascii="Wingdings" w:hAnsi="Wingdings" w:hint="default"/>
+        <w:sz w:val="20"/>
+      </w:rPr>
+    </w:lvl>
+    <w:lvl w:ilvl="4" w:tentative="1">
+      <w:start w:val="1"/>
+      <w:numFmt w:val="bullet"/>
+      <w:lvlText w:val=""/>
+      <w:lvlJc w:val="left"/>
+      <w:pPr>
+        <w:tabs>
+          <w:tab w:val="num" w:pos="3600"/>
+        </w:tabs>
+        <w:ind w:left="3600" w:hanging="360"/>
+      </w:pPr>
+      <w:rPr>
+        <w:rFonts w:ascii="Wingdings" w:hAnsi="Wingdings" w:hint="default"/>
+        <w:sz w:val="20"/>
+      </w:rPr>
+    </w:lvl>
+    <w:lvl w:ilvl="5" w:tentative="1">
+      <w:start w:val="1"/>
+      <w:numFmt w:val="bullet"/>
+      <w:lvlText w:val=""/>
+      <w:lvlJc w:val="left"/>
+      <w:pPr>
+        <w:tabs>
+          <w:tab w:val="num" w:pos="4320"/>
+        </w:tabs>
+        <w:ind w:left="4320" w:hanging="360"/>
+      </w:pPr>
+      <w:rPr>
+        <w:rFonts w:ascii="Wingdings" w:hAnsi="Wingdings" w:hint="default"/>
+        <w:sz w:val="20"/>
+      </w:rPr>
+    </w:lvl>
+    <w:lvl w:ilvl="6" w:tentative="1">
+      <w:start w:val="1"/>
+      <w:numFmt w:val="bullet"/>
+      <w:lvlText w:val=""/>
+      <w:lvlJc w:val="left"/>
+      <w:pPr>
+        <w:tabs>
+          <w:tab w:val="num" w:pos="5040"/>
+        </w:tabs>
+        <w:ind w:left="5040" w:hanging="360"/>
+      </w:pPr>
+      <w:rPr>
+        <w:rFonts w:ascii="Wingdings" w:hAnsi="Wingdings" w:hint="default"/>
+        <w:sz w:val="20"/>
+      </w:rPr>
+    </w:lvl>
+    <w:lvl w:ilvl="7" w:tentative="1">
+      <w:start w:val="1"/>
+      <w:numFmt w:val="bullet"/>
+      <w:lvlText w:val=""/>
+      <w:lvlJc w:val="left"/>
+      <w:pPr>
+        <w:tabs>
+          <w:tab w:val="num" w:pos="5760"/>
+        </w:tabs>
+        <w:ind w:left="5760" w:hanging="360"/>
+      </w:pPr>
+      <w:rPr>
+        <w:rFonts w:ascii="Wingdings" w:hAnsi="Wingdings" w:hint="default"/>
+        <w:sz w:val="20"/>
+      </w:rPr>
+    </w:lvl>
+    <w:lvl w:ilvl="8" w:tentative="1">
+      <w:start w:val="1"/>
+      <w:numFmt w:val="bullet"/>
+      <w:lvlText w:val=""/>
+      <w:lvlJc w:val="left"/>
+      <w:pPr>
+        <w:tabs>
+          <w:tab w:val="num" w:pos="6480"/>
+        </w:tabs>
+        <w:ind w:left="6480" w:hanging="360"/>
+      </w:pPr>
+      <w:rPr>
+        <w:rFonts w:ascii="Wingdings" w:hAnsi="Wingdings" w:hint="default"/>
+        <w:sz w:val="20"/>
+      </w:rPr>
+    </w:lvl>
+  </w:abstractNum>
+  <w:abstractNum w:abstractNumId="4" w15:restartNumberingAfterBreak="0">
     <w:nsid w:val="12C54E87"/>
     <w:multiLevelType w:val="multilevel"/>
     <w:tmpl w:val="8B76CE2C"/>
@@ -2042,7 +3933,124 @@
       </w:rPr>
     </w:lvl>
   </w:abstractNum>
-  <w:abstractNum w:abstractNumId="1" w15:restartNumberingAfterBreak="0">
+  <w:abstractNum w:abstractNumId="5" w15:restartNumberingAfterBreak="0">
+    <w:nsid w:val="155E5FC4"/>
+    <w:multiLevelType w:val="multilevel"/>
+    <w:tmpl w:val="370403B4"/>
+    <w:lvl w:ilvl="0">
+      <w:start w:val="1"/>
+      <w:numFmt w:val="decimal"/>
+      <w:lvlText w:val="%1."/>
+      <w:lvlJc w:val="left"/>
+      <w:pPr>
+        <w:tabs>
+          <w:tab w:val="num" w:pos="720"/>
+        </w:tabs>
+        <w:ind w:left="720" w:hanging="360"/>
+      </w:pPr>
+    </w:lvl>
+    <w:lvl w:ilvl="1">
+      <w:start w:val="1"/>
+      <w:numFmt w:val="bullet"/>
+      <w:lvlText w:val="o"/>
+      <w:lvlJc w:val="left"/>
+      <w:pPr>
+        <w:tabs>
+          <w:tab w:val="num" w:pos="1440"/>
+        </w:tabs>
+        <w:ind w:left="1440" w:hanging="360"/>
+      </w:pPr>
+      <w:rPr>
+        <w:rFonts w:ascii="Courier New" w:hAnsi="Courier New" w:hint="default"/>
+        <w:sz w:val="20"/>
+      </w:rPr>
+    </w:lvl>
+    <w:lvl w:ilvl="2" w:tentative="1">
+      <w:start w:val="1"/>
+      <w:numFmt w:val="decimal"/>
+      <w:lvlText w:val="%3."/>
+      <w:lvlJc w:val="left"/>
+      <w:pPr>
+        <w:tabs>
+          <w:tab w:val="num" w:pos="2160"/>
+        </w:tabs>
+        <w:ind w:left="2160" w:hanging="360"/>
+      </w:pPr>
+    </w:lvl>
+    <w:lvl w:ilvl="3" w:tentative="1">
+      <w:start w:val="1"/>
+      <w:numFmt w:val="decimal"/>
+      <w:lvlText w:val="%4."/>
+      <w:lvlJc w:val="left"/>
+      <w:pPr>
+        <w:tabs>
+          <w:tab w:val="num" w:pos="2880"/>
+        </w:tabs>
+        <w:ind w:left="2880" w:hanging="360"/>
+      </w:pPr>
+    </w:lvl>
+    <w:lvl w:ilvl="4" w:tentative="1">
+      <w:start w:val="1"/>
+      <w:numFmt w:val="decimal"/>
+      <w:lvlText w:val="%5."/>
+      <w:lvlJc w:val="left"/>
+      <w:pPr>
+        <w:tabs>
+          <w:tab w:val="num" w:pos="3600"/>
+        </w:tabs>
+        <w:ind w:left="3600" w:hanging="360"/>
+      </w:pPr>
+    </w:lvl>
+    <w:lvl w:ilvl="5" w:tentative="1">
+      <w:start w:val="1"/>
+      <w:numFmt w:val="decimal"/>
+      <w:lvlText w:val="%6."/>
+      <w:lvlJc w:val="left"/>
+      <w:pPr>
+        <w:tabs>
+          <w:tab w:val="num" w:pos="4320"/>
+        </w:tabs>
+        <w:ind w:left="4320" w:hanging="360"/>
+      </w:pPr>
+    </w:lvl>
+    <w:lvl w:ilvl="6" w:tentative="1">
+      <w:start w:val="1"/>
+      <w:numFmt w:val="decimal"/>
+      <w:lvlText w:val="%7."/>
+      <w:lvlJc w:val="left"/>
+      <w:pPr>
+        <w:tabs>
+          <w:tab w:val="num" w:pos="5040"/>
+        </w:tabs>
+        <w:ind w:left="5040" w:hanging="360"/>
+      </w:pPr>
+    </w:lvl>
+    <w:lvl w:ilvl="7" w:tentative="1">
+      <w:start w:val="1"/>
+      <w:numFmt w:val="decimal"/>
+      <w:lvlText w:val="%8."/>
+      <w:lvlJc w:val="left"/>
+      <w:pPr>
+        <w:tabs>
+          <w:tab w:val="num" w:pos="5760"/>
+        </w:tabs>
+        <w:ind w:left="5760" w:hanging="360"/>
+      </w:pPr>
+    </w:lvl>
+    <w:lvl w:ilvl="8" w:tentative="1">
+      <w:start w:val="1"/>
+      <w:numFmt w:val="decimal"/>
+      <w:lvlText w:val="%9."/>
+      <w:lvlJc w:val="left"/>
+      <w:pPr>
+        <w:tabs>
+          <w:tab w:val="num" w:pos="6480"/>
+        </w:tabs>
+        <w:ind w:left="6480" w:hanging="360"/>
+      </w:pPr>
+    </w:lvl>
+  </w:abstractNum>
+  <w:abstractNum w:abstractNumId="6" w15:restartNumberingAfterBreak="0">
     <w:nsid w:val="15E354CF"/>
     <w:multiLevelType w:val="multilevel"/>
     <w:tmpl w:val="8898AA92"/>
@@ -2191,7 +4199,7 @@
       </w:rPr>
     </w:lvl>
   </w:abstractNum>
-  <w:abstractNum w:abstractNumId="2" w15:restartNumberingAfterBreak="0">
+  <w:abstractNum w:abstractNumId="7" w15:restartNumberingAfterBreak="0">
     <w:nsid w:val="16B12BF8"/>
     <w:multiLevelType w:val="multilevel"/>
     <w:tmpl w:val="0F20A8D8"/>
@@ -2340,7 +4348,7 @@
       </w:rPr>
     </w:lvl>
   </w:abstractNum>
-  <w:abstractNum w:abstractNumId="3" w15:restartNumberingAfterBreak="0">
+  <w:abstractNum w:abstractNumId="8" w15:restartNumberingAfterBreak="0">
     <w:nsid w:val="1A2822B3"/>
     <w:multiLevelType w:val="multilevel"/>
     <w:tmpl w:val="C45A6354"/>
@@ -2489,7 +4497,454 @@
       </w:rPr>
     </w:lvl>
   </w:abstractNum>
-  <w:abstractNum w:abstractNumId="4" w15:restartNumberingAfterBreak="0">
+  <w:abstractNum w:abstractNumId="9" w15:restartNumberingAfterBreak="0">
+    <w:nsid w:val="1D284920"/>
+    <w:multiLevelType w:val="multilevel"/>
+    <w:tmpl w:val="2676FAE0"/>
+    <w:lvl w:ilvl="0">
+      <w:start w:val="1"/>
+      <w:numFmt w:val="bullet"/>
+      <w:lvlText w:val=""/>
+      <w:lvlJc w:val="left"/>
+      <w:pPr>
+        <w:tabs>
+          <w:tab w:val="num" w:pos="720"/>
+        </w:tabs>
+        <w:ind w:left="720" w:hanging="360"/>
+      </w:pPr>
+      <w:rPr>
+        <w:rFonts w:ascii="Symbol" w:hAnsi="Symbol" w:hint="default"/>
+        <w:sz w:val="20"/>
+      </w:rPr>
+    </w:lvl>
+    <w:lvl w:ilvl="1" w:tentative="1">
+      <w:start w:val="1"/>
+      <w:numFmt w:val="bullet"/>
+      <w:lvlText w:val="o"/>
+      <w:lvlJc w:val="left"/>
+      <w:pPr>
+        <w:tabs>
+          <w:tab w:val="num" w:pos="1440"/>
+        </w:tabs>
+        <w:ind w:left="1440" w:hanging="360"/>
+      </w:pPr>
+      <w:rPr>
+        <w:rFonts w:ascii="Courier New" w:hAnsi="Courier New" w:hint="default"/>
+        <w:sz w:val="20"/>
+      </w:rPr>
+    </w:lvl>
+    <w:lvl w:ilvl="2" w:tentative="1">
+      <w:start w:val="1"/>
+      <w:numFmt w:val="bullet"/>
+      <w:lvlText w:val=""/>
+      <w:lvlJc w:val="left"/>
+      <w:pPr>
+        <w:tabs>
+          <w:tab w:val="num" w:pos="2160"/>
+        </w:tabs>
+        <w:ind w:left="2160" w:hanging="360"/>
+      </w:pPr>
+      <w:rPr>
+        <w:rFonts w:ascii="Wingdings" w:hAnsi="Wingdings" w:hint="default"/>
+        <w:sz w:val="20"/>
+      </w:rPr>
+    </w:lvl>
+    <w:lvl w:ilvl="3" w:tentative="1">
+      <w:start w:val="1"/>
+      <w:numFmt w:val="bullet"/>
+      <w:lvlText w:val=""/>
+      <w:lvlJc w:val="left"/>
+      <w:pPr>
+        <w:tabs>
+          <w:tab w:val="num" w:pos="2880"/>
+        </w:tabs>
+        <w:ind w:left="2880" w:hanging="360"/>
+      </w:pPr>
+      <w:rPr>
+        <w:rFonts w:ascii="Wingdings" w:hAnsi="Wingdings" w:hint="default"/>
+        <w:sz w:val="20"/>
+      </w:rPr>
+    </w:lvl>
+    <w:lvl w:ilvl="4" w:tentative="1">
+      <w:start w:val="1"/>
+      <w:numFmt w:val="bullet"/>
+      <w:lvlText w:val=""/>
+      <w:lvlJc w:val="left"/>
+      <w:pPr>
+        <w:tabs>
+          <w:tab w:val="num" w:pos="3600"/>
+        </w:tabs>
+        <w:ind w:left="3600" w:hanging="360"/>
+      </w:pPr>
+      <w:rPr>
+        <w:rFonts w:ascii="Wingdings" w:hAnsi="Wingdings" w:hint="default"/>
+        <w:sz w:val="20"/>
+      </w:rPr>
+    </w:lvl>
+    <w:lvl w:ilvl="5" w:tentative="1">
+      <w:start w:val="1"/>
+      <w:numFmt w:val="bullet"/>
+      <w:lvlText w:val=""/>
+      <w:lvlJc w:val="left"/>
+      <w:pPr>
+        <w:tabs>
+          <w:tab w:val="num" w:pos="4320"/>
+        </w:tabs>
+        <w:ind w:left="4320" w:hanging="360"/>
+      </w:pPr>
+      <w:rPr>
+        <w:rFonts w:ascii="Wingdings" w:hAnsi="Wingdings" w:hint="default"/>
+        <w:sz w:val="20"/>
+      </w:rPr>
+    </w:lvl>
+    <w:lvl w:ilvl="6" w:tentative="1">
+      <w:start w:val="1"/>
+      <w:numFmt w:val="bullet"/>
+      <w:lvlText w:val=""/>
+      <w:lvlJc w:val="left"/>
+      <w:pPr>
+        <w:tabs>
+          <w:tab w:val="num" w:pos="5040"/>
+        </w:tabs>
+        <w:ind w:left="5040" w:hanging="360"/>
+      </w:pPr>
+      <w:rPr>
+        <w:rFonts w:ascii="Wingdings" w:hAnsi="Wingdings" w:hint="default"/>
+        <w:sz w:val="20"/>
+      </w:rPr>
+    </w:lvl>
+    <w:lvl w:ilvl="7" w:tentative="1">
+      <w:start w:val="1"/>
+      <w:numFmt w:val="bullet"/>
+      <w:lvlText w:val=""/>
+      <w:lvlJc w:val="left"/>
+      <w:pPr>
+        <w:tabs>
+          <w:tab w:val="num" w:pos="5760"/>
+        </w:tabs>
+        <w:ind w:left="5760" w:hanging="360"/>
+      </w:pPr>
+      <w:rPr>
+        <w:rFonts w:ascii="Wingdings" w:hAnsi="Wingdings" w:hint="default"/>
+        <w:sz w:val="20"/>
+      </w:rPr>
+    </w:lvl>
+    <w:lvl w:ilvl="8" w:tentative="1">
+      <w:start w:val="1"/>
+      <w:numFmt w:val="bullet"/>
+      <w:lvlText w:val=""/>
+      <w:lvlJc w:val="left"/>
+      <w:pPr>
+        <w:tabs>
+          <w:tab w:val="num" w:pos="6480"/>
+        </w:tabs>
+        <w:ind w:left="6480" w:hanging="360"/>
+      </w:pPr>
+      <w:rPr>
+        <w:rFonts w:ascii="Wingdings" w:hAnsi="Wingdings" w:hint="default"/>
+        <w:sz w:val="20"/>
+      </w:rPr>
+    </w:lvl>
+  </w:abstractNum>
+  <w:abstractNum w:abstractNumId="10" w15:restartNumberingAfterBreak="0">
+    <w:nsid w:val="1DBF6FA7"/>
+    <w:multiLevelType w:val="multilevel"/>
+    <w:tmpl w:val="400ED22E"/>
+    <w:lvl w:ilvl="0">
+      <w:start w:val="1"/>
+      <w:numFmt w:val="bullet"/>
+      <w:lvlText w:val=""/>
+      <w:lvlJc w:val="left"/>
+      <w:pPr>
+        <w:tabs>
+          <w:tab w:val="num" w:pos="720"/>
+        </w:tabs>
+        <w:ind w:left="720" w:hanging="360"/>
+      </w:pPr>
+      <w:rPr>
+        <w:rFonts w:ascii="Symbol" w:hAnsi="Symbol" w:hint="default"/>
+        <w:sz w:val="20"/>
+      </w:rPr>
+    </w:lvl>
+    <w:lvl w:ilvl="1">
+      <w:start w:val="1"/>
+      <w:numFmt w:val="bullet"/>
+      <w:lvlText w:val="o"/>
+      <w:lvlJc w:val="left"/>
+      <w:pPr>
+        <w:tabs>
+          <w:tab w:val="num" w:pos="1440"/>
+        </w:tabs>
+        <w:ind w:left="1440" w:hanging="360"/>
+      </w:pPr>
+      <w:rPr>
+        <w:rFonts w:ascii="Courier New" w:hAnsi="Courier New" w:hint="default"/>
+        <w:sz w:val="20"/>
+      </w:rPr>
+    </w:lvl>
+    <w:lvl w:ilvl="2" w:tentative="1">
+      <w:start w:val="1"/>
+      <w:numFmt w:val="bullet"/>
+      <w:lvlText w:val=""/>
+      <w:lvlJc w:val="left"/>
+      <w:pPr>
+        <w:tabs>
+          <w:tab w:val="num" w:pos="2160"/>
+        </w:tabs>
+        <w:ind w:left="2160" w:hanging="360"/>
+      </w:pPr>
+      <w:rPr>
+        <w:rFonts w:ascii="Wingdings" w:hAnsi="Wingdings" w:hint="default"/>
+        <w:sz w:val="20"/>
+      </w:rPr>
+    </w:lvl>
+    <w:lvl w:ilvl="3" w:tentative="1">
+      <w:start w:val="1"/>
+      <w:numFmt w:val="bullet"/>
+      <w:lvlText w:val=""/>
+      <w:lvlJc w:val="left"/>
+      <w:pPr>
+        <w:tabs>
+          <w:tab w:val="num" w:pos="2880"/>
+        </w:tabs>
+        <w:ind w:left="2880" w:hanging="360"/>
+      </w:pPr>
+      <w:rPr>
+        <w:rFonts w:ascii="Wingdings" w:hAnsi="Wingdings" w:hint="default"/>
+        <w:sz w:val="20"/>
+      </w:rPr>
+    </w:lvl>
+    <w:lvl w:ilvl="4" w:tentative="1">
+      <w:start w:val="1"/>
+      <w:numFmt w:val="bullet"/>
+      <w:lvlText w:val=""/>
+      <w:lvlJc w:val="left"/>
+      <w:pPr>
+        <w:tabs>
+          <w:tab w:val="num" w:pos="3600"/>
+        </w:tabs>
+        <w:ind w:left="3600" w:hanging="360"/>
+      </w:pPr>
+      <w:rPr>
+        <w:rFonts w:ascii="Wingdings" w:hAnsi="Wingdings" w:hint="default"/>
+        <w:sz w:val="20"/>
+      </w:rPr>
+    </w:lvl>
+    <w:lvl w:ilvl="5" w:tentative="1">
+      <w:start w:val="1"/>
+      <w:numFmt w:val="bullet"/>
+      <w:lvlText w:val=""/>
+      <w:lvlJc w:val="left"/>
+      <w:pPr>
+        <w:tabs>
+          <w:tab w:val="num" w:pos="4320"/>
+        </w:tabs>
+        <w:ind w:left="4320" w:hanging="360"/>
+      </w:pPr>
+      <w:rPr>
+        <w:rFonts w:ascii="Wingdings" w:hAnsi="Wingdings" w:hint="default"/>
+        <w:sz w:val="20"/>
+      </w:rPr>
+    </w:lvl>
+    <w:lvl w:ilvl="6" w:tentative="1">
+      <w:start w:val="1"/>
+      <w:numFmt w:val="bullet"/>
+      <w:lvlText w:val=""/>
+      <w:lvlJc w:val="left"/>
+      <w:pPr>
+        <w:tabs>
+          <w:tab w:val="num" w:pos="5040"/>
+        </w:tabs>
+        <w:ind w:left="5040" w:hanging="360"/>
+      </w:pPr>
+      <w:rPr>
+        <w:rFonts w:ascii="Wingdings" w:hAnsi="Wingdings" w:hint="default"/>
+        <w:sz w:val="20"/>
+      </w:rPr>
+    </w:lvl>
+    <w:lvl w:ilvl="7" w:tentative="1">
+      <w:start w:val="1"/>
+      <w:numFmt w:val="bullet"/>
+      <w:lvlText w:val=""/>
+      <w:lvlJc w:val="left"/>
+      <w:pPr>
+        <w:tabs>
+          <w:tab w:val="num" w:pos="5760"/>
+        </w:tabs>
+        <w:ind w:left="5760" w:hanging="360"/>
+      </w:pPr>
+      <w:rPr>
+        <w:rFonts w:ascii="Wingdings" w:hAnsi="Wingdings" w:hint="default"/>
+        <w:sz w:val="20"/>
+      </w:rPr>
+    </w:lvl>
+    <w:lvl w:ilvl="8" w:tentative="1">
+      <w:start w:val="1"/>
+      <w:numFmt w:val="bullet"/>
+      <w:lvlText w:val=""/>
+      <w:lvlJc w:val="left"/>
+      <w:pPr>
+        <w:tabs>
+          <w:tab w:val="num" w:pos="6480"/>
+        </w:tabs>
+        <w:ind w:left="6480" w:hanging="360"/>
+      </w:pPr>
+      <w:rPr>
+        <w:rFonts w:ascii="Wingdings" w:hAnsi="Wingdings" w:hint="default"/>
+        <w:sz w:val="20"/>
+      </w:rPr>
+    </w:lvl>
+  </w:abstractNum>
+  <w:abstractNum w:abstractNumId="11" w15:restartNumberingAfterBreak="0">
+    <w:nsid w:val="2694301C"/>
+    <w:multiLevelType w:val="multilevel"/>
+    <w:tmpl w:val="C19C226A"/>
+    <w:lvl w:ilvl="0">
+      <w:start w:val="1"/>
+      <w:numFmt w:val="bullet"/>
+      <w:lvlText w:val=""/>
+      <w:lvlJc w:val="left"/>
+      <w:pPr>
+        <w:tabs>
+          <w:tab w:val="num" w:pos="720"/>
+        </w:tabs>
+        <w:ind w:left="720" w:hanging="360"/>
+      </w:pPr>
+      <w:rPr>
+        <w:rFonts w:ascii="Symbol" w:hAnsi="Symbol" w:hint="default"/>
+        <w:sz w:val="20"/>
+      </w:rPr>
+    </w:lvl>
+    <w:lvl w:ilvl="1">
+      <w:start w:val="1"/>
+      <w:numFmt w:val="bullet"/>
+      <w:lvlText w:val="o"/>
+      <w:lvlJc w:val="left"/>
+      <w:pPr>
+        <w:tabs>
+          <w:tab w:val="num" w:pos="1440"/>
+        </w:tabs>
+        <w:ind w:left="1440" w:hanging="360"/>
+      </w:pPr>
+      <w:rPr>
+        <w:rFonts w:ascii="Courier New" w:hAnsi="Courier New" w:hint="default"/>
+        <w:sz w:val="20"/>
+      </w:rPr>
+    </w:lvl>
+    <w:lvl w:ilvl="2" w:tentative="1">
+      <w:start w:val="1"/>
+      <w:numFmt w:val="bullet"/>
+      <w:lvlText w:val=""/>
+      <w:lvlJc w:val="left"/>
+      <w:pPr>
+        <w:tabs>
+          <w:tab w:val="num" w:pos="2160"/>
+        </w:tabs>
+        <w:ind w:left="2160" w:hanging="360"/>
+      </w:pPr>
+      <w:rPr>
+        <w:rFonts w:ascii="Wingdings" w:hAnsi="Wingdings" w:hint="default"/>
+        <w:sz w:val="20"/>
+      </w:rPr>
+    </w:lvl>
+    <w:lvl w:ilvl="3" w:tentative="1">
+      <w:start w:val="1"/>
+      <w:numFmt w:val="bullet"/>
+      <w:lvlText w:val=""/>
+      <w:lvlJc w:val="left"/>
+      <w:pPr>
+        <w:tabs>
+          <w:tab w:val="num" w:pos="2880"/>
+        </w:tabs>
+        <w:ind w:left="2880" w:hanging="360"/>
+      </w:pPr>
+      <w:rPr>
+        <w:rFonts w:ascii="Wingdings" w:hAnsi="Wingdings" w:hint="default"/>
+        <w:sz w:val="20"/>
+      </w:rPr>
+    </w:lvl>
+    <w:lvl w:ilvl="4" w:tentative="1">
+      <w:start w:val="1"/>
+      <w:numFmt w:val="bullet"/>
+      <w:lvlText w:val=""/>
+      <w:lvlJc w:val="left"/>
+      <w:pPr>
+        <w:tabs>
+          <w:tab w:val="num" w:pos="3600"/>
+        </w:tabs>
+        <w:ind w:left="3600" w:hanging="360"/>
+      </w:pPr>
+      <w:rPr>
+        <w:rFonts w:ascii="Wingdings" w:hAnsi="Wingdings" w:hint="default"/>
+        <w:sz w:val="20"/>
+      </w:rPr>
+    </w:lvl>
+    <w:lvl w:ilvl="5" w:tentative="1">
+      <w:start w:val="1"/>
+      <w:numFmt w:val="bullet"/>
+      <w:lvlText w:val=""/>
+      <w:lvlJc w:val="left"/>
+      <w:pPr>
+        <w:tabs>
+          <w:tab w:val="num" w:pos="4320"/>
+        </w:tabs>
+        <w:ind w:left="4320" w:hanging="360"/>
+      </w:pPr>
+      <w:rPr>
+        <w:rFonts w:ascii="Wingdings" w:hAnsi="Wingdings" w:hint="default"/>
+        <w:sz w:val="20"/>
+      </w:rPr>
+    </w:lvl>
+    <w:lvl w:ilvl="6" w:tentative="1">
+      <w:start w:val="1"/>
+      <w:numFmt w:val="bullet"/>
+      <w:lvlText w:val=""/>
+      <w:lvlJc w:val="left"/>
+      <w:pPr>
+        <w:tabs>
+          <w:tab w:val="num" w:pos="5040"/>
+        </w:tabs>
+        <w:ind w:left="5040" w:hanging="360"/>
+      </w:pPr>
+      <w:rPr>
+        <w:rFonts w:ascii="Wingdings" w:hAnsi="Wingdings" w:hint="default"/>
+        <w:sz w:val="20"/>
+      </w:rPr>
+    </w:lvl>
+    <w:lvl w:ilvl="7" w:tentative="1">
+      <w:start w:val="1"/>
+      <w:numFmt w:val="bullet"/>
+      <w:lvlText w:val=""/>
+      <w:lvlJc w:val="left"/>
+      <w:pPr>
+        <w:tabs>
+          <w:tab w:val="num" w:pos="5760"/>
+        </w:tabs>
+        <w:ind w:left="5760" w:hanging="360"/>
+      </w:pPr>
+      <w:rPr>
+        <w:rFonts w:ascii="Wingdings" w:hAnsi="Wingdings" w:hint="default"/>
+        <w:sz w:val="20"/>
+      </w:rPr>
+    </w:lvl>
+    <w:lvl w:ilvl="8" w:tentative="1">
+      <w:start w:val="1"/>
+      <w:numFmt w:val="bullet"/>
+      <w:lvlText w:val=""/>
+      <w:lvlJc w:val="left"/>
+      <w:pPr>
+        <w:tabs>
+          <w:tab w:val="num" w:pos="6480"/>
+        </w:tabs>
+        <w:ind w:left="6480" w:hanging="360"/>
+      </w:pPr>
+      <w:rPr>
+        <w:rFonts w:ascii="Wingdings" w:hAnsi="Wingdings" w:hint="default"/>
+        <w:sz w:val="20"/>
+      </w:rPr>
+    </w:lvl>
+  </w:abstractNum>
+  <w:abstractNum w:abstractNumId="12" w15:restartNumberingAfterBreak="0">
     <w:nsid w:val="2A860C38"/>
     <w:multiLevelType w:val="multilevel"/>
     <w:tmpl w:val="D1B82B88"/>
@@ -2638,7 +5093,7 @@
       </w:rPr>
     </w:lvl>
   </w:abstractNum>
-  <w:abstractNum w:abstractNumId="5" w15:restartNumberingAfterBreak="0">
+  <w:abstractNum w:abstractNumId="13" w15:restartNumberingAfterBreak="0">
     <w:nsid w:val="2B2559D9"/>
     <w:multiLevelType w:val="hybridMultilevel"/>
     <w:tmpl w:val="4DC4CB0E"/>
@@ -2751,7 +5206,7 @@
       </w:rPr>
     </w:lvl>
   </w:abstractNum>
-  <w:abstractNum w:abstractNumId="6" w15:restartNumberingAfterBreak="0">
+  <w:abstractNum w:abstractNumId="14" w15:restartNumberingAfterBreak="0">
     <w:nsid w:val="2F0927C0"/>
     <w:multiLevelType w:val="multilevel"/>
     <w:tmpl w:val="672C84A0"/>
@@ -2900,7 +5355,7 @@
       </w:rPr>
     </w:lvl>
   </w:abstractNum>
-  <w:abstractNum w:abstractNumId="7" w15:restartNumberingAfterBreak="0">
+  <w:abstractNum w:abstractNumId="15" w15:restartNumberingAfterBreak="0">
     <w:nsid w:val="2FF33EDF"/>
     <w:multiLevelType w:val="multilevel"/>
     <w:tmpl w:val="40E26B3A"/>
@@ -3049,7 +5504,7 @@
       </w:rPr>
     </w:lvl>
   </w:abstractNum>
-  <w:abstractNum w:abstractNumId="8" w15:restartNumberingAfterBreak="0">
+  <w:abstractNum w:abstractNumId="16" w15:restartNumberingAfterBreak="0">
     <w:nsid w:val="37F74123"/>
     <w:multiLevelType w:val="hybridMultilevel"/>
     <w:tmpl w:val="6616E676"/>
@@ -3162,7 +5617,418 @@
       </w:rPr>
     </w:lvl>
   </w:abstractNum>
-  <w:abstractNum w:abstractNumId="9" w15:restartNumberingAfterBreak="0">
+  <w:abstractNum w:abstractNumId="17" w15:restartNumberingAfterBreak="0">
+    <w:nsid w:val="3A7F5988"/>
+    <w:multiLevelType w:val="multilevel"/>
+    <w:tmpl w:val="DA66FA5A"/>
+    <w:lvl w:ilvl="0">
+      <w:start w:val="1"/>
+      <w:numFmt w:val="bullet"/>
+      <w:lvlText w:val=""/>
+      <w:lvlJc w:val="left"/>
+      <w:pPr>
+        <w:tabs>
+          <w:tab w:val="num" w:pos="720"/>
+        </w:tabs>
+        <w:ind w:left="720" w:hanging="360"/>
+      </w:pPr>
+      <w:rPr>
+        <w:rFonts w:ascii="Symbol" w:hAnsi="Symbol" w:hint="default"/>
+        <w:sz w:val="20"/>
+      </w:rPr>
+    </w:lvl>
+    <w:lvl w:ilvl="1" w:tentative="1">
+      <w:start w:val="1"/>
+      <w:numFmt w:val="bullet"/>
+      <w:lvlText w:val="o"/>
+      <w:lvlJc w:val="left"/>
+      <w:pPr>
+        <w:tabs>
+          <w:tab w:val="num" w:pos="1440"/>
+        </w:tabs>
+        <w:ind w:left="1440" w:hanging="360"/>
+      </w:pPr>
+      <w:rPr>
+        <w:rFonts w:ascii="Courier New" w:hAnsi="Courier New" w:hint="default"/>
+        <w:sz w:val="20"/>
+      </w:rPr>
+    </w:lvl>
+    <w:lvl w:ilvl="2" w:tentative="1">
+      <w:start w:val="1"/>
+      <w:numFmt w:val="bullet"/>
+      <w:lvlText w:val=""/>
+      <w:lvlJc w:val="left"/>
+      <w:pPr>
+        <w:tabs>
+          <w:tab w:val="num" w:pos="2160"/>
+        </w:tabs>
+        <w:ind w:left="2160" w:hanging="360"/>
+      </w:pPr>
+      <w:rPr>
+        <w:rFonts w:ascii="Wingdings" w:hAnsi="Wingdings" w:hint="default"/>
+        <w:sz w:val="20"/>
+      </w:rPr>
+    </w:lvl>
+    <w:lvl w:ilvl="3" w:tentative="1">
+      <w:start w:val="1"/>
+      <w:numFmt w:val="bullet"/>
+      <w:lvlText w:val=""/>
+      <w:lvlJc w:val="left"/>
+      <w:pPr>
+        <w:tabs>
+          <w:tab w:val="num" w:pos="2880"/>
+        </w:tabs>
+        <w:ind w:left="2880" w:hanging="360"/>
+      </w:pPr>
+      <w:rPr>
+        <w:rFonts w:ascii="Wingdings" w:hAnsi="Wingdings" w:hint="default"/>
+        <w:sz w:val="20"/>
+      </w:rPr>
+    </w:lvl>
+    <w:lvl w:ilvl="4" w:tentative="1">
+      <w:start w:val="1"/>
+      <w:numFmt w:val="bullet"/>
+      <w:lvlText w:val=""/>
+      <w:lvlJc w:val="left"/>
+      <w:pPr>
+        <w:tabs>
+          <w:tab w:val="num" w:pos="3600"/>
+        </w:tabs>
+        <w:ind w:left="3600" w:hanging="360"/>
+      </w:pPr>
+      <w:rPr>
+        <w:rFonts w:ascii="Wingdings" w:hAnsi="Wingdings" w:hint="default"/>
+        <w:sz w:val="20"/>
+      </w:rPr>
+    </w:lvl>
+    <w:lvl w:ilvl="5" w:tentative="1">
+      <w:start w:val="1"/>
+      <w:numFmt w:val="bullet"/>
+      <w:lvlText w:val=""/>
+      <w:lvlJc w:val="left"/>
+      <w:pPr>
+        <w:tabs>
+          <w:tab w:val="num" w:pos="4320"/>
+        </w:tabs>
+        <w:ind w:left="4320" w:hanging="360"/>
+      </w:pPr>
+      <w:rPr>
+        <w:rFonts w:ascii="Wingdings" w:hAnsi="Wingdings" w:hint="default"/>
+        <w:sz w:val="20"/>
+      </w:rPr>
+    </w:lvl>
+    <w:lvl w:ilvl="6" w:tentative="1">
+      <w:start w:val="1"/>
+      <w:numFmt w:val="bullet"/>
+      <w:lvlText w:val=""/>
+      <w:lvlJc w:val="left"/>
+      <w:pPr>
+        <w:tabs>
+          <w:tab w:val="num" w:pos="5040"/>
+        </w:tabs>
+        <w:ind w:left="5040" w:hanging="360"/>
+      </w:pPr>
+      <w:rPr>
+        <w:rFonts w:ascii="Wingdings" w:hAnsi="Wingdings" w:hint="default"/>
+        <w:sz w:val="20"/>
+      </w:rPr>
+    </w:lvl>
+    <w:lvl w:ilvl="7" w:tentative="1">
+      <w:start w:val="1"/>
+      <w:numFmt w:val="bullet"/>
+      <w:lvlText w:val=""/>
+      <w:lvlJc w:val="left"/>
+      <w:pPr>
+        <w:tabs>
+          <w:tab w:val="num" w:pos="5760"/>
+        </w:tabs>
+        <w:ind w:left="5760" w:hanging="360"/>
+      </w:pPr>
+      <w:rPr>
+        <w:rFonts w:ascii="Wingdings" w:hAnsi="Wingdings" w:hint="default"/>
+        <w:sz w:val="20"/>
+      </w:rPr>
+    </w:lvl>
+    <w:lvl w:ilvl="8" w:tentative="1">
+      <w:start w:val="1"/>
+      <w:numFmt w:val="bullet"/>
+      <w:lvlText w:val=""/>
+      <w:lvlJc w:val="left"/>
+      <w:pPr>
+        <w:tabs>
+          <w:tab w:val="num" w:pos="6480"/>
+        </w:tabs>
+        <w:ind w:left="6480" w:hanging="360"/>
+      </w:pPr>
+      <w:rPr>
+        <w:rFonts w:ascii="Wingdings" w:hAnsi="Wingdings" w:hint="default"/>
+        <w:sz w:val="20"/>
+      </w:rPr>
+    </w:lvl>
+  </w:abstractNum>
+  <w:abstractNum w:abstractNumId="18" w15:restartNumberingAfterBreak="0">
+    <w:nsid w:val="444B26AE"/>
+    <w:multiLevelType w:val="multilevel"/>
+    <w:tmpl w:val="50B48772"/>
+    <w:lvl w:ilvl="0">
+      <w:start w:val="1"/>
+      <w:numFmt w:val="decimal"/>
+      <w:lvlText w:val="%1."/>
+      <w:lvlJc w:val="left"/>
+      <w:pPr>
+        <w:tabs>
+          <w:tab w:val="num" w:pos="720"/>
+        </w:tabs>
+        <w:ind w:left="720" w:hanging="360"/>
+      </w:pPr>
+    </w:lvl>
+    <w:lvl w:ilvl="1" w:tentative="1">
+      <w:start w:val="1"/>
+      <w:numFmt w:val="decimal"/>
+      <w:lvlText w:val="%2."/>
+      <w:lvlJc w:val="left"/>
+      <w:pPr>
+        <w:tabs>
+          <w:tab w:val="num" w:pos="1440"/>
+        </w:tabs>
+        <w:ind w:left="1440" w:hanging="360"/>
+      </w:pPr>
+    </w:lvl>
+    <w:lvl w:ilvl="2" w:tentative="1">
+      <w:start w:val="1"/>
+      <w:numFmt w:val="decimal"/>
+      <w:lvlText w:val="%3."/>
+      <w:lvlJc w:val="left"/>
+      <w:pPr>
+        <w:tabs>
+          <w:tab w:val="num" w:pos="2160"/>
+        </w:tabs>
+        <w:ind w:left="2160" w:hanging="360"/>
+      </w:pPr>
+    </w:lvl>
+    <w:lvl w:ilvl="3" w:tentative="1">
+      <w:start w:val="1"/>
+      <w:numFmt w:val="decimal"/>
+      <w:lvlText w:val="%4."/>
+      <w:lvlJc w:val="left"/>
+      <w:pPr>
+        <w:tabs>
+          <w:tab w:val="num" w:pos="2880"/>
+        </w:tabs>
+        <w:ind w:left="2880" w:hanging="360"/>
+      </w:pPr>
+    </w:lvl>
+    <w:lvl w:ilvl="4" w:tentative="1">
+      <w:start w:val="1"/>
+      <w:numFmt w:val="decimal"/>
+      <w:lvlText w:val="%5."/>
+      <w:lvlJc w:val="left"/>
+      <w:pPr>
+        <w:tabs>
+          <w:tab w:val="num" w:pos="3600"/>
+        </w:tabs>
+        <w:ind w:left="3600" w:hanging="360"/>
+      </w:pPr>
+    </w:lvl>
+    <w:lvl w:ilvl="5" w:tentative="1">
+      <w:start w:val="1"/>
+      <w:numFmt w:val="decimal"/>
+      <w:lvlText w:val="%6."/>
+      <w:lvlJc w:val="left"/>
+      <w:pPr>
+        <w:tabs>
+          <w:tab w:val="num" w:pos="4320"/>
+        </w:tabs>
+        <w:ind w:left="4320" w:hanging="360"/>
+      </w:pPr>
+    </w:lvl>
+    <w:lvl w:ilvl="6" w:tentative="1">
+      <w:start w:val="1"/>
+      <w:numFmt w:val="decimal"/>
+      <w:lvlText w:val="%7."/>
+      <w:lvlJc w:val="left"/>
+      <w:pPr>
+        <w:tabs>
+          <w:tab w:val="num" w:pos="5040"/>
+        </w:tabs>
+        <w:ind w:left="5040" w:hanging="360"/>
+      </w:pPr>
+    </w:lvl>
+    <w:lvl w:ilvl="7" w:tentative="1">
+      <w:start w:val="1"/>
+      <w:numFmt w:val="decimal"/>
+      <w:lvlText w:val="%8."/>
+      <w:lvlJc w:val="left"/>
+      <w:pPr>
+        <w:tabs>
+          <w:tab w:val="num" w:pos="5760"/>
+        </w:tabs>
+        <w:ind w:left="5760" w:hanging="360"/>
+      </w:pPr>
+    </w:lvl>
+    <w:lvl w:ilvl="8" w:tentative="1">
+      <w:start w:val="1"/>
+      <w:numFmt w:val="decimal"/>
+      <w:lvlText w:val="%9."/>
+      <w:lvlJc w:val="left"/>
+      <w:pPr>
+        <w:tabs>
+          <w:tab w:val="num" w:pos="6480"/>
+        </w:tabs>
+        <w:ind w:left="6480" w:hanging="360"/>
+      </w:pPr>
+    </w:lvl>
+  </w:abstractNum>
+  <w:abstractNum w:abstractNumId="19" w15:restartNumberingAfterBreak="0">
+    <w:nsid w:val="489008DF"/>
+    <w:multiLevelType w:val="multilevel"/>
+    <w:tmpl w:val="F998FD30"/>
+    <w:lvl w:ilvl="0">
+      <w:start w:val="1"/>
+      <w:numFmt w:val="bullet"/>
+      <w:lvlText w:val=""/>
+      <w:lvlJc w:val="left"/>
+      <w:pPr>
+        <w:tabs>
+          <w:tab w:val="num" w:pos="720"/>
+        </w:tabs>
+        <w:ind w:left="720" w:hanging="360"/>
+      </w:pPr>
+      <w:rPr>
+        <w:rFonts w:ascii="Symbol" w:hAnsi="Symbol" w:hint="default"/>
+        <w:sz w:val="20"/>
+      </w:rPr>
+    </w:lvl>
+    <w:lvl w:ilvl="1" w:tentative="1">
+      <w:start w:val="1"/>
+      <w:numFmt w:val="bullet"/>
+      <w:lvlText w:val="o"/>
+      <w:lvlJc w:val="left"/>
+      <w:pPr>
+        <w:tabs>
+          <w:tab w:val="num" w:pos="1440"/>
+        </w:tabs>
+        <w:ind w:left="1440" w:hanging="360"/>
+      </w:pPr>
+      <w:rPr>
+        <w:rFonts w:ascii="Courier New" w:hAnsi="Courier New" w:hint="default"/>
+        <w:sz w:val="20"/>
+      </w:rPr>
+    </w:lvl>
+    <w:lvl w:ilvl="2" w:tentative="1">
+      <w:start w:val="1"/>
+      <w:numFmt w:val="bullet"/>
+      <w:lvlText w:val=""/>
+      <w:lvlJc w:val="left"/>
+      <w:pPr>
+        <w:tabs>
+          <w:tab w:val="num" w:pos="2160"/>
+        </w:tabs>
+        <w:ind w:left="2160" w:hanging="360"/>
+      </w:pPr>
+      <w:rPr>
+        <w:rFonts w:ascii="Wingdings" w:hAnsi="Wingdings" w:hint="default"/>
+        <w:sz w:val="20"/>
+      </w:rPr>
+    </w:lvl>
+    <w:lvl w:ilvl="3" w:tentative="1">
+      <w:start w:val="1"/>
+      <w:numFmt w:val="bullet"/>
+      <w:lvlText w:val=""/>
+      <w:lvlJc w:val="left"/>
+      <w:pPr>
+        <w:tabs>
+          <w:tab w:val="num" w:pos="2880"/>
+        </w:tabs>
+        <w:ind w:left="2880" w:hanging="360"/>
+      </w:pPr>
+      <w:rPr>
+        <w:rFonts w:ascii="Wingdings" w:hAnsi="Wingdings" w:hint="default"/>
+        <w:sz w:val="20"/>
+      </w:rPr>
+    </w:lvl>
+    <w:lvl w:ilvl="4" w:tentative="1">
+      <w:start w:val="1"/>
+      <w:numFmt w:val="bullet"/>
+      <w:lvlText w:val=""/>
+      <w:lvlJc w:val="left"/>
+      <w:pPr>
+        <w:tabs>
+          <w:tab w:val="num" w:pos="3600"/>
+        </w:tabs>
+        <w:ind w:left="3600" w:hanging="360"/>
+      </w:pPr>
+      <w:rPr>
+        <w:rFonts w:ascii="Wingdings" w:hAnsi="Wingdings" w:hint="default"/>
+        <w:sz w:val="20"/>
+      </w:rPr>
+    </w:lvl>
+    <w:lvl w:ilvl="5" w:tentative="1">
+      <w:start w:val="1"/>
+      <w:numFmt w:val="bullet"/>
+      <w:lvlText w:val=""/>
+      <w:lvlJc w:val="left"/>
+      <w:pPr>
+        <w:tabs>
+          <w:tab w:val="num" w:pos="4320"/>
+        </w:tabs>
+        <w:ind w:left="4320" w:hanging="360"/>
+      </w:pPr>
+      <w:rPr>
+        <w:rFonts w:ascii="Wingdings" w:hAnsi="Wingdings" w:hint="default"/>
+        <w:sz w:val="20"/>
+      </w:rPr>
+    </w:lvl>
+    <w:lvl w:ilvl="6" w:tentative="1">
+      <w:start w:val="1"/>
+      <w:numFmt w:val="bullet"/>
+      <w:lvlText w:val=""/>
+      <w:lvlJc w:val="left"/>
+      <w:pPr>
+        <w:tabs>
+          <w:tab w:val="num" w:pos="5040"/>
+        </w:tabs>
+        <w:ind w:left="5040" w:hanging="360"/>
+      </w:pPr>
+      <w:rPr>
+        <w:rFonts w:ascii="Wingdings" w:hAnsi="Wingdings" w:hint="default"/>
+        <w:sz w:val="20"/>
+      </w:rPr>
+    </w:lvl>
+    <w:lvl w:ilvl="7" w:tentative="1">
+      <w:start w:val="1"/>
+      <w:numFmt w:val="bullet"/>
+      <w:lvlText w:val=""/>
+      <w:lvlJc w:val="left"/>
+      <w:pPr>
+        <w:tabs>
+          <w:tab w:val="num" w:pos="5760"/>
+        </w:tabs>
+        <w:ind w:left="5760" w:hanging="360"/>
+      </w:pPr>
+      <w:rPr>
+        <w:rFonts w:ascii="Wingdings" w:hAnsi="Wingdings" w:hint="default"/>
+        <w:sz w:val="20"/>
+      </w:rPr>
+    </w:lvl>
+    <w:lvl w:ilvl="8" w:tentative="1">
+      <w:start w:val="1"/>
+      <w:numFmt w:val="bullet"/>
+      <w:lvlText w:val=""/>
+      <w:lvlJc w:val="left"/>
+      <w:pPr>
+        <w:tabs>
+          <w:tab w:val="num" w:pos="6480"/>
+        </w:tabs>
+        <w:ind w:left="6480" w:hanging="360"/>
+      </w:pPr>
+      <w:rPr>
+        <w:rFonts w:ascii="Wingdings" w:hAnsi="Wingdings" w:hint="default"/>
+        <w:sz w:val="20"/>
+      </w:rPr>
+    </w:lvl>
+  </w:abstractNum>
+  <w:abstractNum w:abstractNumId="20" w15:restartNumberingAfterBreak="0">
     <w:nsid w:val="48E40A16"/>
     <w:multiLevelType w:val="multilevel"/>
     <w:tmpl w:val="46C0CAF6"/>
@@ -3311,7 +6177,7 @@
       </w:rPr>
     </w:lvl>
   </w:abstractNum>
-  <w:abstractNum w:abstractNumId="10" w15:restartNumberingAfterBreak="0">
+  <w:abstractNum w:abstractNumId="21" w15:restartNumberingAfterBreak="0">
     <w:nsid w:val="4B037C69"/>
     <w:multiLevelType w:val="multilevel"/>
     <w:tmpl w:val="23FCD616"/>
@@ -3460,7 +6326,156 @@
       </w:rPr>
     </w:lvl>
   </w:abstractNum>
-  <w:abstractNum w:abstractNumId="11" w15:restartNumberingAfterBreak="0">
+  <w:abstractNum w:abstractNumId="22" w15:restartNumberingAfterBreak="0">
+    <w:nsid w:val="4D1741AC"/>
+    <w:multiLevelType w:val="multilevel"/>
+    <w:tmpl w:val="42E85394"/>
+    <w:lvl w:ilvl="0">
+      <w:start w:val="1"/>
+      <w:numFmt w:val="bullet"/>
+      <w:lvlText w:val=""/>
+      <w:lvlJc w:val="left"/>
+      <w:pPr>
+        <w:tabs>
+          <w:tab w:val="num" w:pos="720"/>
+        </w:tabs>
+        <w:ind w:left="720" w:hanging="360"/>
+      </w:pPr>
+      <w:rPr>
+        <w:rFonts w:ascii="Symbol" w:hAnsi="Symbol" w:hint="default"/>
+        <w:sz w:val="20"/>
+      </w:rPr>
+    </w:lvl>
+    <w:lvl w:ilvl="1" w:tentative="1">
+      <w:start w:val="1"/>
+      <w:numFmt w:val="bullet"/>
+      <w:lvlText w:val="o"/>
+      <w:lvlJc w:val="left"/>
+      <w:pPr>
+        <w:tabs>
+          <w:tab w:val="num" w:pos="1440"/>
+        </w:tabs>
+        <w:ind w:left="1440" w:hanging="360"/>
+      </w:pPr>
+      <w:rPr>
+        <w:rFonts w:ascii="Courier New" w:hAnsi="Courier New" w:hint="default"/>
+        <w:sz w:val="20"/>
+      </w:rPr>
+    </w:lvl>
+    <w:lvl w:ilvl="2" w:tentative="1">
+      <w:start w:val="1"/>
+      <w:numFmt w:val="bullet"/>
+      <w:lvlText w:val=""/>
+      <w:lvlJc w:val="left"/>
+      <w:pPr>
+        <w:tabs>
+          <w:tab w:val="num" w:pos="2160"/>
+        </w:tabs>
+        <w:ind w:left="2160" w:hanging="360"/>
+      </w:pPr>
+      <w:rPr>
+        <w:rFonts w:ascii="Wingdings" w:hAnsi="Wingdings" w:hint="default"/>
+        <w:sz w:val="20"/>
+      </w:rPr>
+    </w:lvl>
+    <w:lvl w:ilvl="3" w:tentative="1">
+      <w:start w:val="1"/>
+      <w:numFmt w:val="bullet"/>
+      <w:lvlText w:val=""/>
+      <w:lvlJc w:val="left"/>
+      <w:pPr>
+        <w:tabs>
+          <w:tab w:val="num" w:pos="2880"/>
+        </w:tabs>
+        <w:ind w:left="2880" w:hanging="360"/>
+      </w:pPr>
+      <w:rPr>
+        <w:rFonts w:ascii="Wingdings" w:hAnsi="Wingdings" w:hint="default"/>
+        <w:sz w:val="20"/>
+      </w:rPr>
+    </w:lvl>
+    <w:lvl w:ilvl="4" w:tentative="1">
+      <w:start w:val="1"/>
+      <w:numFmt w:val="bullet"/>
+      <w:lvlText w:val=""/>
+      <w:lvlJc w:val="left"/>
+      <w:pPr>
+        <w:tabs>
+          <w:tab w:val="num" w:pos="3600"/>
+        </w:tabs>
+        <w:ind w:left="3600" w:hanging="360"/>
+      </w:pPr>
+      <w:rPr>
+        <w:rFonts w:ascii="Wingdings" w:hAnsi="Wingdings" w:hint="default"/>
+        <w:sz w:val="20"/>
+      </w:rPr>
+    </w:lvl>
+    <w:lvl w:ilvl="5" w:tentative="1">
+      <w:start w:val="1"/>
+      <w:numFmt w:val="bullet"/>
+      <w:lvlText w:val=""/>
+      <w:lvlJc w:val="left"/>
+      <w:pPr>
+        <w:tabs>
+          <w:tab w:val="num" w:pos="4320"/>
+        </w:tabs>
+        <w:ind w:left="4320" w:hanging="360"/>
+      </w:pPr>
+      <w:rPr>
+        <w:rFonts w:ascii="Wingdings" w:hAnsi="Wingdings" w:hint="default"/>
+        <w:sz w:val="20"/>
+      </w:rPr>
+    </w:lvl>
+    <w:lvl w:ilvl="6" w:tentative="1">
+      <w:start w:val="1"/>
+      <w:numFmt w:val="bullet"/>
+      <w:lvlText w:val=""/>
+      <w:lvlJc w:val="left"/>
+      <w:pPr>
+        <w:tabs>
+          <w:tab w:val="num" w:pos="5040"/>
+        </w:tabs>
+        <w:ind w:left="5040" w:hanging="360"/>
+      </w:pPr>
+      <w:rPr>
+        <w:rFonts w:ascii="Wingdings" w:hAnsi="Wingdings" w:hint="default"/>
+        <w:sz w:val="20"/>
+      </w:rPr>
+    </w:lvl>
+    <w:lvl w:ilvl="7" w:tentative="1">
+      <w:start w:val="1"/>
+      <w:numFmt w:val="bullet"/>
+      <w:lvlText w:val=""/>
+      <w:lvlJc w:val="left"/>
+      <w:pPr>
+        <w:tabs>
+          <w:tab w:val="num" w:pos="5760"/>
+        </w:tabs>
+        <w:ind w:left="5760" w:hanging="360"/>
+      </w:pPr>
+      <w:rPr>
+        <w:rFonts w:ascii="Wingdings" w:hAnsi="Wingdings" w:hint="default"/>
+        <w:sz w:val="20"/>
+      </w:rPr>
+    </w:lvl>
+    <w:lvl w:ilvl="8" w:tentative="1">
+      <w:start w:val="1"/>
+      <w:numFmt w:val="bullet"/>
+      <w:lvlText w:val=""/>
+      <w:lvlJc w:val="left"/>
+      <w:pPr>
+        <w:tabs>
+          <w:tab w:val="num" w:pos="6480"/>
+        </w:tabs>
+        <w:ind w:left="6480" w:hanging="360"/>
+      </w:pPr>
+      <w:rPr>
+        <w:rFonts w:ascii="Wingdings" w:hAnsi="Wingdings" w:hint="default"/>
+        <w:sz w:val="20"/>
+      </w:rPr>
+    </w:lvl>
+  </w:abstractNum>
+  <w:abstractNum w:abstractNumId="23" w15:restartNumberingAfterBreak="0">
     <w:nsid w:val="5DAC68F9"/>
     <w:multiLevelType w:val="multilevel"/>
     <w:tmpl w:val="B6F201EE"/>
@@ -3609,7 +6624,7 @@
       </w:rPr>
     </w:lvl>
   </w:abstractNum>
-  <w:abstractNum w:abstractNumId="12" w15:restartNumberingAfterBreak="0">
+  <w:abstractNum w:abstractNumId="24" w15:restartNumberingAfterBreak="0">
     <w:nsid w:val="637B2F5F"/>
     <w:multiLevelType w:val="multilevel"/>
     <w:tmpl w:val="13F02AAC"/>
@@ -3758,7 +6773,156 @@
       </w:rPr>
     </w:lvl>
   </w:abstractNum>
-  <w:abstractNum w:abstractNumId="13" w15:restartNumberingAfterBreak="0">
+  <w:abstractNum w:abstractNumId="25" w15:restartNumberingAfterBreak="0">
+    <w:nsid w:val="63C95E2D"/>
+    <w:multiLevelType w:val="multilevel"/>
+    <w:tmpl w:val="7736EF36"/>
+    <w:lvl w:ilvl="0">
+      <w:start w:val="1"/>
+      <w:numFmt w:val="bullet"/>
+      <w:lvlText w:val=""/>
+      <w:lvlJc w:val="left"/>
+      <w:pPr>
+        <w:tabs>
+          <w:tab w:val="num" w:pos="720"/>
+        </w:tabs>
+        <w:ind w:left="720" w:hanging="360"/>
+      </w:pPr>
+      <w:rPr>
+        <w:rFonts w:ascii="Symbol" w:hAnsi="Symbol" w:hint="default"/>
+        <w:sz w:val="20"/>
+      </w:rPr>
+    </w:lvl>
+    <w:lvl w:ilvl="1" w:tentative="1">
+      <w:start w:val="1"/>
+      <w:numFmt w:val="bullet"/>
+      <w:lvlText w:val="o"/>
+      <w:lvlJc w:val="left"/>
+      <w:pPr>
+        <w:tabs>
+          <w:tab w:val="num" w:pos="1440"/>
+        </w:tabs>
+        <w:ind w:left="1440" w:hanging="360"/>
+      </w:pPr>
+      <w:rPr>
+        <w:rFonts w:ascii="Courier New" w:hAnsi="Courier New" w:hint="default"/>
+        <w:sz w:val="20"/>
+      </w:rPr>
+    </w:lvl>
+    <w:lvl w:ilvl="2" w:tentative="1">
+      <w:start w:val="1"/>
+      <w:numFmt w:val="bullet"/>
+      <w:lvlText w:val=""/>
+      <w:lvlJc w:val="left"/>
+      <w:pPr>
+        <w:tabs>
+          <w:tab w:val="num" w:pos="2160"/>
+        </w:tabs>
+        <w:ind w:left="2160" w:hanging="360"/>
+      </w:pPr>
+      <w:rPr>
+        <w:rFonts w:ascii="Wingdings" w:hAnsi="Wingdings" w:hint="default"/>
+        <w:sz w:val="20"/>
+      </w:rPr>
+    </w:lvl>
+    <w:lvl w:ilvl="3" w:tentative="1">
+      <w:start w:val="1"/>
+      <w:numFmt w:val="bullet"/>
+      <w:lvlText w:val=""/>
+      <w:lvlJc w:val="left"/>
+      <w:pPr>
+        <w:tabs>
+          <w:tab w:val="num" w:pos="2880"/>
+        </w:tabs>
+        <w:ind w:left="2880" w:hanging="360"/>
+      </w:pPr>
+      <w:rPr>
+        <w:rFonts w:ascii="Wingdings" w:hAnsi="Wingdings" w:hint="default"/>
+        <w:sz w:val="20"/>
+      </w:rPr>
+    </w:lvl>
+    <w:lvl w:ilvl="4" w:tentative="1">
+      <w:start w:val="1"/>
+      <w:numFmt w:val="bullet"/>
+      <w:lvlText w:val=""/>
+      <w:lvlJc w:val="left"/>
+      <w:pPr>
+        <w:tabs>
+          <w:tab w:val="num" w:pos="3600"/>
+        </w:tabs>
+        <w:ind w:left="3600" w:hanging="360"/>
+      </w:pPr>
+      <w:rPr>
+        <w:rFonts w:ascii="Wingdings" w:hAnsi="Wingdings" w:hint="default"/>
+        <w:sz w:val="20"/>
+      </w:rPr>
+    </w:lvl>
+    <w:lvl w:ilvl="5" w:tentative="1">
+      <w:start w:val="1"/>
+      <w:numFmt w:val="bullet"/>
+      <w:lvlText w:val=""/>
+      <w:lvlJc w:val="left"/>
+      <w:pPr>
+        <w:tabs>
+          <w:tab w:val="num" w:pos="4320"/>
+        </w:tabs>
+        <w:ind w:left="4320" w:hanging="360"/>
+      </w:pPr>
+      <w:rPr>
+        <w:rFonts w:ascii="Wingdings" w:hAnsi="Wingdings" w:hint="default"/>
+        <w:sz w:val="20"/>
+      </w:rPr>
+    </w:lvl>
+    <w:lvl w:ilvl="6" w:tentative="1">
+      <w:start w:val="1"/>
+      <w:numFmt w:val="bullet"/>
+      <w:lvlText w:val=""/>
+      <w:lvlJc w:val="left"/>
+      <w:pPr>
+        <w:tabs>
+          <w:tab w:val="num" w:pos="5040"/>
+        </w:tabs>
+        <w:ind w:left="5040" w:hanging="360"/>
+      </w:pPr>
+      <w:rPr>
+        <w:rFonts w:ascii="Wingdings" w:hAnsi="Wingdings" w:hint="default"/>
+        <w:sz w:val="20"/>
+      </w:rPr>
+    </w:lvl>
+    <w:lvl w:ilvl="7" w:tentative="1">
+      <w:start w:val="1"/>
+      <w:numFmt w:val="bullet"/>
+      <w:lvlText w:val=""/>
+      <w:lvlJc w:val="left"/>
+      <w:pPr>
+        <w:tabs>
+          <w:tab w:val="num" w:pos="5760"/>
+        </w:tabs>
+        <w:ind w:left="5760" w:hanging="360"/>
+      </w:pPr>
+      <w:rPr>
+        <w:rFonts w:ascii="Wingdings" w:hAnsi="Wingdings" w:hint="default"/>
+        <w:sz w:val="20"/>
+      </w:rPr>
+    </w:lvl>
+    <w:lvl w:ilvl="8" w:tentative="1">
+      <w:start w:val="1"/>
+      <w:numFmt w:val="bullet"/>
+      <w:lvlText w:val=""/>
+      <w:lvlJc w:val="left"/>
+      <w:pPr>
+        <w:tabs>
+          <w:tab w:val="num" w:pos="6480"/>
+        </w:tabs>
+        <w:ind w:left="6480" w:hanging="360"/>
+      </w:pPr>
+      <w:rPr>
+        <w:rFonts w:ascii="Wingdings" w:hAnsi="Wingdings" w:hint="default"/>
+        <w:sz w:val="20"/>
+      </w:rPr>
+    </w:lvl>
+  </w:abstractNum>
+  <w:abstractNum w:abstractNumId="26" w15:restartNumberingAfterBreak="0">
     <w:nsid w:val="651819F1"/>
     <w:multiLevelType w:val="multilevel"/>
     <w:tmpl w:val="D67E5E7C"/>
@@ -3907,7 +7071,7 @@
       </w:rPr>
     </w:lvl>
   </w:abstractNum>
-  <w:abstractNum w:abstractNumId="14" w15:restartNumberingAfterBreak="0">
+  <w:abstractNum w:abstractNumId="27" w15:restartNumberingAfterBreak="0">
     <w:nsid w:val="6AC54AC3"/>
     <w:multiLevelType w:val="multilevel"/>
     <w:tmpl w:val="C1380EB2"/>
@@ -4056,7 +7220,7 @@
       </w:rPr>
     </w:lvl>
   </w:abstractNum>
-  <w:abstractNum w:abstractNumId="15" w15:restartNumberingAfterBreak="0">
+  <w:abstractNum w:abstractNumId="28" w15:restartNumberingAfterBreak="0">
     <w:nsid w:val="6B1C65E4"/>
     <w:multiLevelType w:val="multilevel"/>
     <w:tmpl w:val="527816D0"/>
@@ -4205,7 +7369,156 @@
       </w:rPr>
     </w:lvl>
   </w:abstractNum>
-  <w:abstractNum w:abstractNumId="16" w15:restartNumberingAfterBreak="0">
+  <w:abstractNum w:abstractNumId="29" w15:restartNumberingAfterBreak="0">
+    <w:nsid w:val="6E7551E1"/>
+    <w:multiLevelType w:val="multilevel"/>
+    <w:tmpl w:val="D43CB146"/>
+    <w:lvl w:ilvl="0">
+      <w:start w:val="1"/>
+      <w:numFmt w:val="bullet"/>
+      <w:lvlText w:val=""/>
+      <w:lvlJc w:val="left"/>
+      <w:pPr>
+        <w:tabs>
+          <w:tab w:val="num" w:pos="720"/>
+        </w:tabs>
+        <w:ind w:left="720" w:hanging="360"/>
+      </w:pPr>
+      <w:rPr>
+        <w:rFonts w:ascii="Symbol" w:hAnsi="Symbol" w:hint="default"/>
+        <w:sz w:val="20"/>
+      </w:rPr>
+    </w:lvl>
+    <w:lvl w:ilvl="1" w:tentative="1">
+      <w:start w:val="1"/>
+      <w:numFmt w:val="bullet"/>
+      <w:lvlText w:val="o"/>
+      <w:lvlJc w:val="left"/>
+      <w:pPr>
+        <w:tabs>
+          <w:tab w:val="num" w:pos="1440"/>
+        </w:tabs>
+        <w:ind w:left="1440" w:hanging="360"/>
+      </w:pPr>
+      <w:rPr>
+        <w:rFonts w:ascii="Courier New" w:hAnsi="Courier New" w:hint="default"/>
+        <w:sz w:val="20"/>
+      </w:rPr>
+    </w:lvl>
+    <w:lvl w:ilvl="2" w:tentative="1">
+      <w:start w:val="1"/>
+      <w:numFmt w:val="bullet"/>
+      <w:lvlText w:val=""/>
+      <w:lvlJc w:val="left"/>
+      <w:pPr>
+        <w:tabs>
+          <w:tab w:val="num" w:pos="2160"/>
+        </w:tabs>
+        <w:ind w:left="2160" w:hanging="360"/>
+      </w:pPr>
+      <w:rPr>
+        <w:rFonts w:ascii="Wingdings" w:hAnsi="Wingdings" w:hint="default"/>
+        <w:sz w:val="20"/>
+      </w:rPr>
+    </w:lvl>
+    <w:lvl w:ilvl="3" w:tentative="1">
+      <w:start w:val="1"/>
+      <w:numFmt w:val="bullet"/>
+      <w:lvlText w:val=""/>
+      <w:lvlJc w:val="left"/>
+      <w:pPr>
+        <w:tabs>
+          <w:tab w:val="num" w:pos="2880"/>
+        </w:tabs>
+        <w:ind w:left="2880" w:hanging="360"/>
+      </w:pPr>
+      <w:rPr>
+        <w:rFonts w:ascii="Wingdings" w:hAnsi="Wingdings" w:hint="default"/>
+        <w:sz w:val="20"/>
+      </w:rPr>
+    </w:lvl>
+    <w:lvl w:ilvl="4" w:tentative="1">
+      <w:start w:val="1"/>
+      <w:numFmt w:val="bullet"/>
+      <w:lvlText w:val=""/>
+      <w:lvlJc w:val="left"/>
+      <w:pPr>
+        <w:tabs>
+          <w:tab w:val="num" w:pos="3600"/>
+        </w:tabs>
+        <w:ind w:left="3600" w:hanging="360"/>
+      </w:pPr>
+      <w:rPr>
+        <w:rFonts w:ascii="Wingdings" w:hAnsi="Wingdings" w:hint="default"/>
+        <w:sz w:val="20"/>
+      </w:rPr>
+    </w:lvl>
+    <w:lvl w:ilvl="5" w:tentative="1">
+      <w:start w:val="1"/>
+      <w:numFmt w:val="bullet"/>
+      <w:lvlText w:val=""/>
+      <w:lvlJc w:val="left"/>
+      <w:pPr>
+        <w:tabs>
+          <w:tab w:val="num" w:pos="4320"/>
+        </w:tabs>
+        <w:ind w:left="4320" w:hanging="360"/>
+      </w:pPr>
+      <w:rPr>
+        <w:rFonts w:ascii="Wingdings" w:hAnsi="Wingdings" w:hint="default"/>
+        <w:sz w:val="20"/>
+      </w:rPr>
+    </w:lvl>
+    <w:lvl w:ilvl="6" w:tentative="1">
+      <w:start w:val="1"/>
+      <w:numFmt w:val="bullet"/>
+      <w:lvlText w:val=""/>
+      <w:lvlJc w:val="left"/>
+      <w:pPr>
+        <w:tabs>
+          <w:tab w:val="num" w:pos="5040"/>
+        </w:tabs>
+        <w:ind w:left="5040" w:hanging="360"/>
+      </w:pPr>
+      <w:rPr>
+        <w:rFonts w:ascii="Wingdings" w:hAnsi="Wingdings" w:hint="default"/>
+        <w:sz w:val="20"/>
+      </w:rPr>
+    </w:lvl>
+    <w:lvl w:ilvl="7" w:tentative="1">
+      <w:start w:val="1"/>
+      <w:numFmt w:val="bullet"/>
+      <w:lvlText w:val=""/>
+      <w:lvlJc w:val="left"/>
+      <w:pPr>
+        <w:tabs>
+          <w:tab w:val="num" w:pos="5760"/>
+        </w:tabs>
+        <w:ind w:left="5760" w:hanging="360"/>
+      </w:pPr>
+      <w:rPr>
+        <w:rFonts w:ascii="Wingdings" w:hAnsi="Wingdings" w:hint="default"/>
+        <w:sz w:val="20"/>
+      </w:rPr>
+    </w:lvl>
+    <w:lvl w:ilvl="8" w:tentative="1">
+      <w:start w:val="1"/>
+      <w:numFmt w:val="bullet"/>
+      <w:lvlText w:val=""/>
+      <w:lvlJc w:val="left"/>
+      <w:pPr>
+        <w:tabs>
+          <w:tab w:val="num" w:pos="6480"/>
+        </w:tabs>
+        <w:ind w:left="6480" w:hanging="360"/>
+      </w:pPr>
+      <w:rPr>
+        <w:rFonts w:ascii="Wingdings" w:hAnsi="Wingdings" w:hint="default"/>
+        <w:sz w:val="20"/>
+      </w:rPr>
+    </w:lvl>
+  </w:abstractNum>
+  <w:abstractNum w:abstractNumId="30" w15:restartNumberingAfterBreak="0">
     <w:nsid w:val="72272141"/>
     <w:multiLevelType w:val="multilevel"/>
     <w:tmpl w:val="E1E6C8A2"/>
@@ -4354,7 +7667,7 @@
       </w:rPr>
     </w:lvl>
   </w:abstractNum>
-  <w:abstractNum w:abstractNumId="17" w15:restartNumberingAfterBreak="0">
+  <w:abstractNum w:abstractNumId="31" w15:restartNumberingAfterBreak="0">
     <w:nsid w:val="75551A33"/>
     <w:multiLevelType w:val="multilevel"/>
     <w:tmpl w:val="8744E664"/>
@@ -4503,7 +7816,7 @@
       </w:rPr>
     </w:lvl>
   </w:abstractNum>
-  <w:abstractNum w:abstractNumId="18" w15:restartNumberingAfterBreak="0">
+  <w:abstractNum w:abstractNumId="32" w15:restartNumberingAfterBreak="0">
     <w:nsid w:val="76CF3489"/>
     <w:multiLevelType w:val="multilevel"/>
     <w:tmpl w:val="562AEB72"/>
@@ -4652,7 +7965,7 @@
       </w:rPr>
     </w:lvl>
   </w:abstractNum>
-  <w:abstractNum w:abstractNumId="19" w15:restartNumberingAfterBreak="0">
+  <w:abstractNum w:abstractNumId="33" w15:restartNumberingAfterBreak="0">
     <w:nsid w:val="76D6549C"/>
     <w:multiLevelType w:val="multilevel"/>
     <w:tmpl w:val="2D3263CC"/>
@@ -4801,7 +8114,7 @@
       </w:rPr>
     </w:lvl>
   </w:abstractNum>
-  <w:abstractNum w:abstractNumId="20" w15:restartNumberingAfterBreak="0">
+  <w:abstractNum w:abstractNumId="34" w15:restartNumberingAfterBreak="0">
     <w:nsid w:val="77BF24E3"/>
     <w:multiLevelType w:val="multilevel"/>
     <w:tmpl w:val="BDF02278"/>
@@ -4951,67 +8264,109 @@
     </w:lvl>
   </w:abstractNum>
   <w:num w:numId="1" w16cid:durableId="37513257">
+    <w:abstractNumId w:val="33"/>
+  </w:num>
+  <w:num w:numId="2" w16cid:durableId="2111000888">
+    <w:abstractNumId w:val="4"/>
+  </w:num>
+  <w:num w:numId="3" w16cid:durableId="974915107">
+    <w:abstractNumId w:val="13"/>
+  </w:num>
+  <w:num w:numId="4" w16cid:durableId="542135422">
+    <w:abstractNumId w:val="16"/>
+  </w:num>
+  <w:num w:numId="5" w16cid:durableId="45757959">
+    <w:abstractNumId w:val="27"/>
+  </w:num>
+  <w:num w:numId="6" w16cid:durableId="220286218">
+    <w:abstractNumId w:val="32"/>
+  </w:num>
+  <w:num w:numId="7" w16cid:durableId="1866284418">
+    <w:abstractNumId w:val="20"/>
+  </w:num>
+  <w:num w:numId="8" w16cid:durableId="1044718184">
+    <w:abstractNumId w:val="14"/>
+  </w:num>
+  <w:num w:numId="9" w16cid:durableId="189756836">
+    <w:abstractNumId w:val="7"/>
+  </w:num>
+  <w:num w:numId="10" w16cid:durableId="735324021">
+    <w:abstractNumId w:val="26"/>
+  </w:num>
+  <w:num w:numId="11" w16cid:durableId="71582494">
+    <w:abstractNumId w:val="31"/>
+  </w:num>
+  <w:num w:numId="12" w16cid:durableId="834880309">
+    <w:abstractNumId w:val="12"/>
+  </w:num>
+  <w:num w:numId="13" w16cid:durableId="835152994">
+    <w:abstractNumId w:val="24"/>
+  </w:num>
+  <w:num w:numId="14" w16cid:durableId="288633050">
+    <w:abstractNumId w:val="15"/>
+  </w:num>
+  <w:num w:numId="15" w16cid:durableId="1323855925">
+    <w:abstractNumId w:val="21"/>
+  </w:num>
+  <w:num w:numId="16" w16cid:durableId="1446803022">
+    <w:abstractNumId w:val="34"/>
+  </w:num>
+  <w:num w:numId="17" w16cid:durableId="1224752707">
+    <w:abstractNumId w:val="30"/>
+  </w:num>
+  <w:num w:numId="18" w16cid:durableId="884605535">
+    <w:abstractNumId w:val="23"/>
+  </w:num>
+  <w:num w:numId="19" w16cid:durableId="109590471">
+    <w:abstractNumId w:val="6"/>
+  </w:num>
+  <w:num w:numId="20" w16cid:durableId="257178266">
+    <w:abstractNumId w:val="8"/>
+  </w:num>
+  <w:num w:numId="21" w16cid:durableId="929390045">
+    <w:abstractNumId w:val="28"/>
+  </w:num>
+  <w:num w:numId="22" w16cid:durableId="1502306190">
     <w:abstractNumId w:val="19"/>
   </w:num>
-  <w:num w:numId="2" w16cid:durableId="2111000888">
+  <w:num w:numId="23" w16cid:durableId="1545410858">
+    <w:abstractNumId w:val="11"/>
+  </w:num>
+  <w:num w:numId="24" w16cid:durableId="1345128188">
     <w:abstractNumId w:val="0"/>
   </w:num>
-  <w:num w:numId="3" w16cid:durableId="974915107">
+  <w:num w:numId="25" w16cid:durableId="1727756682">
+    <w:abstractNumId w:val="10"/>
+  </w:num>
+  <w:num w:numId="26" w16cid:durableId="967901235">
+    <w:abstractNumId w:val="29"/>
+  </w:num>
+  <w:num w:numId="27" w16cid:durableId="1649240321">
+    <w:abstractNumId w:val="18"/>
+  </w:num>
+  <w:num w:numId="28" w16cid:durableId="908923754">
     <w:abstractNumId w:val="5"/>
   </w:num>
-  <w:num w:numId="4" w16cid:durableId="542135422">
-    <w:abstractNumId w:val="8"/>
+  <w:num w:numId="29" w16cid:durableId="1678265582">
+    <w:abstractNumId w:val="1"/>
   </w:num>
-  <w:num w:numId="5" w16cid:durableId="45757959">
-    <w:abstractNumId w:val="14"/>
-  </w:num>
-  <w:num w:numId="6" w16cid:durableId="220286218">
-    <w:abstractNumId w:val="18"/>
-  </w:num>
-  <w:num w:numId="7" w16cid:durableId="1866284418">
+  <w:num w:numId="30" w16cid:durableId="228618247">
     <w:abstractNumId w:val="9"/>
   </w:num>
-  <w:num w:numId="8" w16cid:durableId="1044718184">
-    <w:abstractNumId w:val="6"/>
-  </w:num>
-  <w:num w:numId="9" w16cid:durableId="189756836">
+  <w:num w:numId="31" w16cid:durableId="767315011">
     <w:abstractNumId w:val="2"/>
   </w:num>
-  <w:num w:numId="10" w16cid:durableId="735324021">
-    <w:abstractNumId w:val="13"/>
+  <w:num w:numId="32" w16cid:durableId="1346856947">
+    <w:abstractNumId w:val="25"/>
   </w:num>
-  <w:num w:numId="11" w16cid:durableId="71582494">
-    <w:abstractNumId w:val="17"/>
-  </w:num>
-  <w:num w:numId="12" w16cid:durableId="834880309">
-    <w:abstractNumId w:val="4"/>
-  </w:num>
-  <w:num w:numId="13" w16cid:durableId="835152994">
-    <w:abstractNumId w:val="12"/>
-  </w:num>
-  <w:num w:numId="14" w16cid:durableId="288633050">
-    <w:abstractNumId w:val="7"/>
-  </w:num>
-  <w:num w:numId="15" w16cid:durableId="1323855925">
-    <w:abstractNumId w:val="10"/>
-  </w:num>
-  <w:num w:numId="16" w16cid:durableId="1446803022">
-    <w:abstractNumId w:val="20"/>
-  </w:num>
-  <w:num w:numId="17" w16cid:durableId="1224752707">
-    <w:abstractNumId w:val="16"/>
-  </w:num>
-  <w:num w:numId="18" w16cid:durableId="884605535">
-    <w:abstractNumId w:val="11"/>
-  </w:num>
-  <w:num w:numId="19" w16cid:durableId="109590471">
-    <w:abstractNumId w:val="1"/>
-  </w:num>
-  <w:num w:numId="20" w16cid:durableId="257178266">
+  <w:num w:numId="33" w16cid:durableId="1232929943">
     <w:abstractNumId w:val="3"/>
   </w:num>
-  <w:num w:numId="21" w16cid:durableId="929390045">
-    <w:abstractNumId w:val="15"/>
+  <w:num w:numId="34" w16cid:durableId="1437870667">
+    <w:abstractNumId w:val="22"/>
+  </w:num>
+  <w:num w:numId="35" w16cid:durableId="139348758">
+    <w:abstractNumId w:val="17"/>
   </w:num>
 </w:numbering>
 </file>
